--- a/files/YaoZHIhu/姚勇文章目录/姚勇文章目录.docx
+++ b/files/YaoZHIhu/姚勇文章目录/姚勇文章目录.docx
@@ -29,7 +29,7 @@
           <w:color w:val="5F6368"/>
           <w:sz w:val="16"/>
         </w:rPr>
-        <w:t>登记 2 篇｜已生成 1 篇｜更新 2026-09-06 14:15 UTC｜口令：“收录姚勇文章”</w:t>
+        <w:t>登记 2 篇｜已生成 2 篇｜更新 2026-09-06 14:20 UTC｜口令：“收录姚勇文章”</w:t>
       </w:r>
     </w:p>
     <w:tbl>
@@ -296,7 +296,7 @@
               </w:rPr>
               <w:t>发布：未知</w:t>
               <w:br/>
-              <w:t>编辑：未知</w:t>
+              <w:t>编辑：2025-12-08 10:12（截图页面）</w:t>
             </w:r>
           </w:p>
         </w:tc>
@@ -317,7 +317,7 @@
                 <w:b w:val="0"/>
                 <w:sz w:val="17"/>
               </w:rPr>
-              <w:t>待PDF｜DOCX尚未生成</w:t>
+              <w:t>约3,594字｜16个标题｜156段｜已生成</w:t>
             </w:r>
           </w:p>
           <w:p>

--- a/files/YaoZHIhu/姚勇文章目录/姚勇文章目录.docx
+++ b/files/YaoZHIhu/姚勇文章目录/姚勇文章目录.docx
@@ -29,7 +29,7 @@
           <w:color w:val="5F6368"/>
           <w:sz w:val="16"/>
         </w:rPr>
-        <w:t>登记 2 篇｜已生成 2 篇｜更新 2026-09-06 14:20 UTC｜口令：“收录姚勇文章”</w:t>
+        <w:t>登记 2 篇｜已生成 2 篇｜更新 2026-09-06 14:32 UTC｜口令：“收录姚勇文章”</w:t>
       </w:r>
     </w:p>
     <w:tbl>
@@ -273,7 +273,7 @@
                 <w:b w:val="0"/>
                 <w:sz w:val="17"/>
               </w:rPr>
-              <w:t>2辩证法.docx</w:t>
+              <w:t>2辩证法解释一切与废话？从联系、矛盾到实践.docx</w:t>
             </w:r>
           </w:p>
         </w:tc>
@@ -317,7 +317,7 @@
                 <w:b w:val="0"/>
                 <w:sz w:val="17"/>
               </w:rPr>
-              <w:t>约3,594字｜16个标题｜156段｜已生成</w:t>
+              <w:t>约3,609字｜16个标题｜156段｜已生成</w:t>
             </w:r>
           </w:p>
           <w:p>

--- a/files/YaoZHIhu/姚勇文章目录/姚勇文章目录.docx
+++ b/files/YaoZHIhu/姚勇文章目录/姚勇文章目录.docx
@@ -317,7 +317,7 @@
                 <w:b w:val="0"/>
                 <w:sz w:val="17"/>
               </w:rPr>
-              <w:t>约3,609字｜16个标题｜156段｜已生成</w:t>
+              <w:t>约4,064字｜16个标题｜170段｜已生成</w:t>
             </w:r>
           </w:p>
           <w:p>

--- a/files/YaoZHIhu/姚勇文章目录/姚勇文章目录.docx
+++ b/files/YaoZHIhu/姚勇文章目录/姚勇文章目录.docx
@@ -29,7 +29,7 @@
           <w:color w:val="5F6368"/>
           <w:sz w:val="16"/>
         </w:rPr>
-        <w:t>登记 2 篇｜已生成 2 篇｜更新 2026-09-06 14:20 UTC｜口令：“收录姚勇文章”</w:t>
+        <w:t>登记 2 篇｜已生成 2 篇｜更新 2026-09-06 14:32 UTC｜口令：“收录姚勇文章”</w:t>
       </w:r>
     </w:p>
     <w:tbl>
@@ -273,7 +273,7 @@
                 <w:b w:val="0"/>
                 <w:sz w:val="17"/>
               </w:rPr>
-              <w:t>2辩证法.docx</w:t>
+              <w:t>2辩证法解释一切与废话？从联系、矛盾到实践.docx</w:t>
             </w:r>
           </w:p>
         </w:tc>
@@ -317,7 +317,7 @@
                 <w:b w:val="0"/>
                 <w:sz w:val="17"/>
               </w:rPr>
-              <w:t>约3,594字｜16个标题｜156段｜已生成</w:t>
+              <w:t>约4,064字｜16个标题｜170段｜已生成</w:t>
             </w:r>
           </w:p>
           <w:p>

--- a/files/YaoZHIhu/姚勇文章目录/姚勇文章目录.docx
+++ b/files/YaoZHIhu/姚勇文章目录/姚勇文章目录.docx
@@ -29,7 +29,7 @@
           <w:color w:val="5F6368"/>
           <w:sz w:val="16"/>
         </w:rPr>
-        <w:t>登记 2 篇｜已生成 2 篇｜更新 2026-09-06 14:32 UTC｜口令：“收录姚勇文章”</w:t>
+        <w:t>登记 3 篇｜已生成 3 篇｜更新 2026-09-06 17:03 UTC｜口令：“收录姚勇文章”</w:t>
       </w:r>
     </w:p>
     <w:tbl>
@@ -332,6 +332,104 @@
                 <w:sz w:val="15"/>
               </w:rPr>
               <w:t>原文：https://www.zhihu.com/question/1980013147407545849/answer/1981201398533226606</w:t>
+            </w:r>
+          </w:p>
+        </w:tc>
+      </w:tr>
+      <w:tr>
+        <w:tc>
+          <w:tcPr>
+            <w:tcW w:type="dxa" w:w="792"/>
+            <w:vAlign w:val="center"/>
+          </w:tcPr>
+          <w:p>
+            <w:pPr>
+              <w:spacing w:before="0" w:after="0" w:line="240" w:lineRule="auto"/>
+              <w:jc w:val="center"/>
+            </w:pPr>
+            <w:r>
+              <w:rPr>
+                <w:rFonts w:ascii="宋体" w:hAnsi="宋体" w:eastAsia="宋体"/>
+                <w:b w:val="0"/>
+                <w:sz w:val="17"/>
+              </w:rPr>
+              <w:t>3</w:t>
+            </w:r>
+          </w:p>
+        </w:tc>
+        <w:tc>
+          <w:tcPr>
+            <w:tcW w:type="dxa" w:w="3960"/>
+            <w:vAlign w:val="center"/>
+          </w:tcPr>
+          <w:p>
+            <w:pPr>
+              <w:spacing w:before="0" w:after="0" w:line="240" w:lineRule="auto"/>
+              <w:jc w:val="left"/>
+            </w:pPr>
+            <w:r>
+              <w:rPr>
+                <w:rFonts w:ascii="宋体" w:hAnsi="宋体" w:eastAsia="宋体"/>
+                <w:b w:val="0"/>
+                <w:sz w:val="17"/>
+              </w:rPr>
+              <w:t>3你在和谁比？竞争力、资源与长期投入.docx</w:t>
+            </w:r>
+          </w:p>
+        </w:tc>
+        <w:tc>
+          <w:tcPr>
+            <w:tcW w:type="dxa" w:w="2376"/>
+            <w:vAlign w:val="center"/>
+          </w:tcPr>
+          <w:p>
+            <w:pPr>
+              <w:spacing w:before="0" w:after="0" w:line="240" w:lineRule="auto"/>
+              <w:jc w:val="left"/>
+            </w:pPr>
+            <w:r>
+              <w:rPr>
+                <w:rFonts w:ascii="宋体" w:hAnsi="宋体" w:eastAsia="宋体"/>
+                <w:b w:val="0"/>
+                <w:sz w:val="17"/>
+              </w:rPr>
+              <w:t>发布：未知</w:t>
+              <w:br/>
+              <w:t>编辑：2025-11-12 21:32（截图页面）</w:t>
+            </w:r>
+          </w:p>
+        </w:tc>
+        <w:tc>
+          <w:tcPr>
+            <w:tcW w:type="dxa" w:w="3528"/>
+            <w:vAlign w:val="center"/>
+          </w:tcPr>
+          <w:p>
+            <w:pPr>
+              <w:spacing w:before="0" w:after="0" w:line="240" w:lineRule="auto"/>
+              <w:jc w:val="left"/>
+            </w:pPr>
+            <w:r>
+              <w:rPr>
+                <w:rFonts w:ascii="宋体" w:hAnsi="宋体" w:eastAsia="宋体"/>
+                <w:b w:val="0"/>
+                <w:sz w:val="17"/>
+              </w:rPr>
+              <w:t>约712字｜0个标题｜18段｜已生成</w:t>
+            </w:r>
+          </w:p>
+          <w:p>
+            <w:pPr>
+              <w:spacing w:before="0" w:after="0" w:line="240" w:lineRule="auto"/>
+            </w:pPr>
+            <w:r>
+              <w:rPr>
+                <w:rFonts w:ascii="宋体" w:hAnsi="宋体" w:eastAsia="宋体"/>
+                <w:b w:val="0"/>
+                <w:color w:val="2E74B5"/>
+                <w:sz w:val="15"/>
+              </w:rPr>
+              <w:t>原文：https://www.zhihu.com/people/H3D/search?keyword=K12&amp;pathBefore=%2Fpeople%2FH3D</w:t>
             </w:r>
           </w:p>
         </w:tc>

--- a/files/YaoZHIhu/姚勇文章目录/姚勇文章目录.docx
+++ b/files/YaoZHIhu/姚勇文章目录/姚勇文章目录.docx
@@ -29,7 +29,7 @@
           <w:color w:val="5F6368"/>
           <w:sz w:val="16"/>
         </w:rPr>
-        <w:t>登记 3 篇｜已生成 3 篇｜更新 2026-09-06 17:03 UTC｜口令：“收录姚勇文章”</w:t>
+        <w:t>登记 4 篇｜已生成 4 篇｜更新 2026-09-06 20:22 UTC｜口令：“收录姚勇文章”</w:t>
       </w:r>
     </w:p>
     <w:tbl>
@@ -434,6 +434,108 @@
           </w:p>
         </w:tc>
       </w:tr>
+      <w:tr>
+        <w:tc>
+          <w:tcPr>
+            <w:tcW w:type="dxa" w:w="792"/>
+            <w:vAlign w:val="center"/>
+            <w:shd w:fill="F6F8FA"/>
+          </w:tcPr>
+          <w:p>
+            <w:pPr>
+              <w:spacing w:before="0" w:after="0" w:line="240" w:lineRule="auto"/>
+              <w:jc w:val="center"/>
+            </w:pPr>
+            <w:r>
+              <w:rPr>
+                <w:rFonts w:ascii="宋体" w:hAnsi="宋体" w:eastAsia="宋体"/>
+                <w:b w:val="0"/>
+                <w:sz w:val="17"/>
+              </w:rPr>
+              <w:t>4</w:t>
+            </w:r>
+          </w:p>
+        </w:tc>
+        <w:tc>
+          <w:tcPr>
+            <w:tcW w:type="dxa" w:w="3960"/>
+            <w:vAlign w:val="center"/>
+            <w:shd w:fill="F6F8FA"/>
+          </w:tcPr>
+          <w:p>
+            <w:pPr>
+              <w:spacing w:before="0" w:after="0" w:line="240" w:lineRule="auto"/>
+              <w:jc w:val="left"/>
+            </w:pPr>
+            <w:r>
+              <w:rPr>
+                <w:rFonts w:ascii="宋体" w:hAnsi="宋体" w:eastAsia="宋体"/>
+                <w:b w:val="0"/>
+                <w:sz w:val="17"/>
+              </w:rPr>
+              <w:t>4情绪优先吗？先分清三类问题.docx</w:t>
+            </w:r>
+          </w:p>
+        </w:tc>
+        <w:tc>
+          <w:tcPr>
+            <w:tcW w:type="dxa" w:w="2376"/>
+            <w:vAlign w:val="center"/>
+            <w:shd w:fill="F6F8FA"/>
+          </w:tcPr>
+          <w:p>
+            <w:pPr>
+              <w:spacing w:before="0" w:after="0" w:line="240" w:lineRule="auto"/>
+              <w:jc w:val="left"/>
+            </w:pPr>
+            <w:r>
+              <w:rPr>
+                <w:rFonts w:ascii="宋体" w:hAnsi="宋体" w:eastAsia="宋体"/>
+                <w:b w:val="0"/>
+                <w:sz w:val="17"/>
+              </w:rPr>
+              <w:t>发布：未知</w:t>
+              <w:br/>
+              <w:t>编辑：2026-08-16 14:14（截图页面，美国）</w:t>
+            </w:r>
+          </w:p>
+        </w:tc>
+        <w:tc>
+          <w:tcPr>
+            <w:tcW w:type="dxa" w:w="3528"/>
+            <w:vAlign w:val="center"/>
+            <w:shd w:fill="F6F8FA"/>
+          </w:tcPr>
+          <w:p>
+            <w:pPr>
+              <w:spacing w:before="0" w:after="0" w:line="240" w:lineRule="auto"/>
+              <w:jc w:val="left"/>
+            </w:pPr>
+            <w:r>
+              <w:rPr>
+                <w:rFonts w:ascii="宋体" w:hAnsi="宋体" w:eastAsia="宋体"/>
+                <w:b w:val="0"/>
+                <w:sz w:val="17"/>
+              </w:rPr>
+              <w:t>约1,120字｜5个标题｜25段｜已生成</w:t>
+            </w:r>
+          </w:p>
+          <w:p>
+            <w:pPr>
+              <w:spacing w:before="0" w:after="0" w:line="240" w:lineRule="auto"/>
+            </w:pPr>
+            <w:r>
+              <w:rPr>
+                <w:rFonts w:ascii="宋体" w:hAnsi="宋体" w:eastAsia="宋体"/>
+                <w:b w:val="0"/>
+                <w:color w:val="2E74B5"/>
+                <w:sz w:val="15"/>
+              </w:rPr>
+              <w:t>原文：https://www.zhihu.com/question/7570017409/answer/2072292739803358432</w:t>
+            </w:r>
+          </w:p>
+        </w:tc>
+      </w:tr>
     </w:tbl>
     <w:p/>
     <w:p>

--- a/files/YaoZHIhu/姚勇文章目录/姚勇文章目录.docx
+++ b/files/YaoZHIhu/姚勇文章目录/姚勇文章目录.docx
@@ -29,7 +29,7 @@
           <w:color w:val="5F6368"/>
           <w:sz w:val="16"/>
         </w:rPr>
-        <w:t>登记 4 篇｜已生成 4 篇｜更新 2026-09-06 20:22 UTC｜口令：“收录姚勇文章”</w:t>
+        <w:t>登记 5 篇｜已生成 5 篇｜更新 2026-09-07 21:26 UTC｜口令：“收录姚勇文章”</w:t>
       </w:r>
     </w:p>
     <w:tbl>
@@ -252,7 +252,7 @@
                 <w:b w:val="0"/>
                 <w:sz w:val="17"/>
               </w:rPr>
-              <w:t>2</w:t>
+              <w:t>1.8</w:t>
             </w:r>
           </w:p>
         </w:tc>
@@ -273,6 +273,92 @@
                 <w:b w:val="0"/>
                 <w:sz w:val="17"/>
               </w:rPr>
+              <w:t>1.8处理关系：亲密关系与功利关系.docx</w:t>
+            </w:r>
+          </w:p>
+        </w:tc>
+        <w:tc>
+          <w:tcPr>
+            <w:tcW w:type="dxa" w:w="2376"/>
+            <w:vAlign w:val="center"/>
+            <w:shd w:fill="F6F8FA"/>
+          </w:tcPr>
+          <w:p>
+            <w:pPr>
+              <w:spacing w:before="0" w:after="0" w:line="240" w:lineRule="auto"/>
+              <w:jc w:val="left"/>
+            </w:pPr>
+            <w:r>
+              <w:rPr>
+                <w:rFonts w:ascii="宋体" w:hAnsi="宋体" w:eastAsia="宋体"/>
+                <w:b w:val="0"/>
+                <w:sz w:val="17"/>
+              </w:rPr>
+              <w:t>发布：2022-03（沿用主文章首次发布时间）</w:t>
+              <w:br/>
+              <w:t>编辑：未知（分支截图未显示）</w:t>
+            </w:r>
+          </w:p>
+        </w:tc>
+        <w:tc>
+          <w:tcPr>
+            <w:tcW w:type="dxa" w:w="3528"/>
+            <w:vAlign w:val="center"/>
+            <w:shd w:fill="F6F8FA"/>
+          </w:tcPr>
+          <w:p>
+            <w:pPr>
+              <w:spacing w:before="0" w:after="0" w:line="240" w:lineRule="auto"/>
+              <w:jc w:val="left"/>
+            </w:pPr>
+            <w:r>
+              <w:rPr>
+                <w:rFonts w:ascii="宋体" w:hAnsi="宋体" w:eastAsia="宋体"/>
+                <w:b w:val="0"/>
+                <w:sz w:val="17"/>
+              </w:rPr>
+              <w:t>约1,096字｜3个标题｜22段｜已生成｜分支不附链接</w:t>
+            </w:r>
+          </w:p>
+        </w:tc>
+      </w:tr>
+      <w:tr>
+        <w:tc>
+          <w:tcPr>
+            <w:tcW w:type="dxa" w:w="792"/>
+            <w:vAlign w:val="center"/>
+          </w:tcPr>
+          <w:p>
+            <w:pPr>
+              <w:spacing w:before="0" w:after="0" w:line="240" w:lineRule="auto"/>
+              <w:jc w:val="center"/>
+            </w:pPr>
+            <w:r>
+              <w:rPr>
+                <w:rFonts w:ascii="宋体" w:hAnsi="宋体" w:eastAsia="宋体"/>
+                <w:b w:val="0"/>
+                <w:sz w:val="17"/>
+              </w:rPr>
+              <w:t>2</w:t>
+            </w:r>
+          </w:p>
+        </w:tc>
+        <w:tc>
+          <w:tcPr>
+            <w:tcW w:type="dxa" w:w="3960"/>
+            <w:vAlign w:val="center"/>
+          </w:tcPr>
+          <w:p>
+            <w:pPr>
+              <w:spacing w:before="0" w:after="0" w:line="240" w:lineRule="auto"/>
+              <w:jc w:val="left"/>
+            </w:pPr>
+            <w:r>
+              <w:rPr>
+                <w:rFonts w:ascii="宋体" w:hAnsi="宋体" w:eastAsia="宋体"/>
+                <w:b w:val="0"/>
+                <w:sz w:val="17"/>
+              </w:rPr>
               <w:t>2辩证法解释一切与废话？从联系、矛盾到实践.docx</w:t>
             </w:r>
           </w:p>
@@ -281,7 +367,6 @@
           <w:tcPr>
             <w:tcW w:type="dxa" w:w="2376"/>
             <w:vAlign w:val="center"/>
-            <w:shd w:fill="F6F8FA"/>
           </w:tcPr>
           <w:p>
             <w:pPr>
@@ -304,7 +389,6 @@
           <w:tcPr>
             <w:tcW w:type="dxa" w:w="3528"/>
             <w:vAlign w:val="center"/>
-            <w:shd w:fill="F6F8FA"/>
           </w:tcPr>
           <w:p>
             <w:pPr>
@@ -341,6 +425,7 @@
           <w:tcPr>
             <w:tcW w:type="dxa" w:w="792"/>
             <w:vAlign w:val="center"/>
+            <w:shd w:fill="F6F8FA"/>
           </w:tcPr>
           <w:p>
             <w:pPr>
@@ -361,6 +446,7 @@
           <w:tcPr>
             <w:tcW w:type="dxa" w:w="3960"/>
             <w:vAlign w:val="center"/>
+            <w:shd w:fill="F6F8FA"/>
           </w:tcPr>
           <w:p>
             <w:pPr>
@@ -381,6 +467,7 @@
           <w:tcPr>
             <w:tcW w:type="dxa" w:w="2376"/>
             <w:vAlign w:val="center"/>
+            <w:shd w:fill="F6F8FA"/>
           </w:tcPr>
           <w:p>
             <w:pPr>
@@ -403,6 +490,7 @@
           <w:tcPr>
             <w:tcW w:type="dxa" w:w="3528"/>
             <w:vAlign w:val="center"/>
+            <w:shd w:fill="F6F8FA"/>
           </w:tcPr>
           <w:p>
             <w:pPr>
@@ -439,7 +527,6 @@
           <w:tcPr>
             <w:tcW w:type="dxa" w:w="792"/>
             <w:vAlign w:val="center"/>
-            <w:shd w:fill="F6F8FA"/>
           </w:tcPr>
           <w:p>
             <w:pPr>
@@ -460,7 +547,6 @@
           <w:tcPr>
             <w:tcW w:type="dxa" w:w="3960"/>
             <w:vAlign w:val="center"/>
-            <w:shd w:fill="F6F8FA"/>
           </w:tcPr>
           <w:p>
             <w:pPr>
@@ -481,7 +567,6 @@
           <w:tcPr>
             <w:tcW w:type="dxa" w:w="2376"/>
             <w:vAlign w:val="center"/>
-            <w:shd w:fill="F6F8FA"/>
           </w:tcPr>
           <w:p>
             <w:pPr>
@@ -504,7 +589,6 @@
           <w:tcPr>
             <w:tcW w:type="dxa" w:w="3528"/>
             <w:vAlign w:val="center"/>
-            <w:shd w:fill="F6F8FA"/>
           </w:tcPr>
           <w:p>
             <w:pPr>

--- a/files/YaoZHIhu/姚勇文章目录/姚勇文章目录.docx
+++ b/files/YaoZHIhu/姚勇文章目录/姚勇文章目录.docx
@@ -273,7 +273,7 @@
                 <w:b w:val="0"/>
                 <w:sz w:val="17"/>
               </w:rPr>
-              <w:t>1.8处理关系：亲密关系与功利关系.docx</w:t>
+              <w:t>2022-1.8处理关系：亲密关系与功利关系.docx</w:t>
             </w:r>
           </w:p>
         </w:tc>

--- a/files/YaoZHIhu/姚勇文章目录/姚勇文章目录.docx
+++ b/files/YaoZHIhu/姚勇文章目录/姚勇文章目录.docx
@@ -273,7 +273,7 @@
                 <w:b w:val="0"/>
                 <w:sz w:val="17"/>
               </w:rPr>
-              <w:t>2022-1.8处理关系：亲密关系与功利关系.docx</w:t>
+              <w:t>2022-1.8处理关系：亲密关系与《进化心理学》摘录.docx</w:t>
             </w:r>
           </w:p>
         </w:tc>
@@ -317,7 +317,7 @@
                 <w:b w:val="0"/>
                 <w:sz w:val="17"/>
               </w:rPr>
-              <w:t>约1,096字｜3个标题｜22段｜已生成｜分支不附链接</w:t>
+              <w:t>约1,099字｜3个标题｜22段｜已生成｜分支不附链接</w:t>
             </w:r>
           </w:p>
         </w:tc>

--- a/files/YaoZHIhu/姚勇文章目录/姚勇文章目录.docx
+++ b/files/YaoZHIhu/姚勇文章目录/姚勇文章目录.docx
@@ -273,7 +273,7 @@
                 <w:b w:val="0"/>
                 <w:sz w:val="17"/>
               </w:rPr>
-              <w:t>1.8处理关系：亲密关系与功利关系.docx</w:t>
+              <w:t>2022-1.8处理关系：亲密关系与《进化心理学》摘录.docx</w:t>
             </w:r>
           </w:p>
         </w:tc>
@@ -317,7 +317,7 @@
                 <w:b w:val="0"/>
                 <w:sz w:val="17"/>
               </w:rPr>
-              <w:t>约1,096字｜3个标题｜22段｜已生成｜分支不附链接</w:t>
+              <w:t>约1,099字｜3个标题｜22段｜已生成｜分支不附链接</w:t>
             </w:r>
           </w:p>
         </w:tc>

--- a/files/YaoZHIhu/姚勇文章目录/姚勇文章目录.docx
+++ b/files/YaoZHIhu/姚勇文章目录/姚勇文章目录.docx
@@ -29,7 +29,7 @@
           <w:color w:val="5F6368"/>
           <w:sz w:val="16"/>
         </w:rPr>
-        <w:t>登记 5 篇｜已生成 5 篇｜更新 2026-09-07 21:26 UTC｜口令：“收录姚勇文章”</w:t>
+        <w:t>登记 6 篇｜已生成 6 篇｜更新 2026-09-19 02:23 UTC｜口令：“收录姚勇文章”</w:t>
       </w:r>
     </w:p>
     <w:tbl>
@@ -620,6 +620,108 @@
           </w:p>
         </w:tc>
       </w:tr>
+      <w:tr>
+        <w:tc>
+          <w:tcPr>
+            <w:tcW w:type="dxa" w:w="792"/>
+            <w:vAlign w:val="center"/>
+            <w:shd w:fill="F6F8FA"/>
+          </w:tcPr>
+          <w:p>
+            <w:pPr>
+              <w:spacing w:before="0" w:after="0" w:line="240" w:lineRule="auto"/>
+              <w:jc w:val="center"/>
+            </w:pPr>
+            <w:r>
+              <w:rPr>
+                <w:rFonts w:ascii="宋体" w:hAnsi="宋体" w:eastAsia="宋体"/>
+                <w:b w:val="0"/>
+                <w:sz w:val="17"/>
+              </w:rPr>
+              <w:t>5</w:t>
+            </w:r>
+          </w:p>
+        </w:tc>
+        <w:tc>
+          <w:tcPr>
+            <w:tcW w:type="dxa" w:w="3960"/>
+            <w:vAlign w:val="center"/>
+            <w:shd w:fill="F6F8FA"/>
+          </w:tcPr>
+          <w:p>
+            <w:pPr>
+              <w:spacing w:before="0" w:after="0" w:line="240" w:lineRule="auto"/>
+              <w:jc w:val="left"/>
+            </w:pPr>
+            <w:r>
+              <w:rPr>
+                <w:rFonts w:ascii="宋体" w:hAnsi="宋体" w:eastAsia="宋体"/>
+                <w:b w:val="0"/>
+                <w:sz w:val="17"/>
+              </w:rPr>
+              <w:t>5独立思考一定更好吗？相对概念与快思慢想.docx</w:t>
+            </w:r>
+          </w:p>
+        </w:tc>
+        <w:tc>
+          <w:tcPr>
+            <w:tcW w:type="dxa" w:w="2376"/>
+            <w:vAlign w:val="center"/>
+            <w:shd w:fill="F6F8FA"/>
+          </w:tcPr>
+          <w:p>
+            <w:pPr>
+              <w:spacing w:before="0" w:after="0" w:line="240" w:lineRule="auto"/>
+              <w:jc w:val="left"/>
+            </w:pPr>
+            <w:r>
+              <w:rPr>
+                <w:rFonts w:ascii="宋体" w:hAnsi="宋体" w:eastAsia="宋体"/>
+                <w:b w:val="0"/>
+                <w:sz w:val="17"/>
+              </w:rPr>
+              <w:t>发布：2021-12-28 00:10（截图）</w:t>
+              <w:br/>
+              <w:t>编辑：未知（截图仅显示专栏更新 2026-09-13 14:13）</w:t>
+            </w:r>
+          </w:p>
+        </w:tc>
+        <w:tc>
+          <w:tcPr>
+            <w:tcW w:type="dxa" w:w="3528"/>
+            <w:vAlign w:val="center"/>
+            <w:shd w:fill="F6F8FA"/>
+          </w:tcPr>
+          <w:p>
+            <w:pPr>
+              <w:spacing w:before="0" w:after="0" w:line="240" w:lineRule="auto"/>
+              <w:jc w:val="left"/>
+            </w:pPr>
+            <w:r>
+              <w:rPr>
+                <w:rFonts w:ascii="宋体" w:hAnsi="宋体" w:eastAsia="宋体"/>
+                <w:b w:val="0"/>
+                <w:sz w:val="17"/>
+              </w:rPr>
+              <w:t>约1,158字｜2个标题｜16段｜已生成｜源文件为截图转PDF</w:t>
+            </w:r>
+          </w:p>
+          <w:p>
+            <w:pPr>
+              <w:spacing w:before="0" w:after="0" w:line="240" w:lineRule="auto"/>
+            </w:pPr>
+            <w:r>
+              <w:rPr>
+                <w:rFonts w:ascii="宋体" w:hAnsi="宋体" w:eastAsia="宋体"/>
+                <w:b w:val="0"/>
+                <w:color w:val="2E74B5"/>
+                <w:sz w:val="15"/>
+              </w:rPr>
+              <w:t>原文：https://www.zhihu.com/question/504504562/answer/2288424379</w:t>
+            </w:r>
+          </w:p>
+        </w:tc>
+      </w:tr>
     </w:tbl>
     <w:p/>
     <w:p>

--- a/files/YaoZHIhu/姚勇文章目录/姚勇文章目录.docx
+++ b/files/YaoZHIhu/姚勇文章目录/姚勇文章目录.docx
@@ -29,7 +29,7 @@
           <w:color w:val="5F6368"/>
           <w:sz w:val="16"/>
         </w:rPr>
-        <w:t>登记 6 篇｜已生成 6 篇｜更新 2026-09-19 02:23 UTC｜口令：“收录姚勇文章”</w:t>
+        <w:t>登记 7 篇｜已生成 7 篇｜更新 2026-09-19 17:14 UTC｜口令：“收录姚勇文章”</w:t>
       </w:r>
     </w:p>
     <w:tbl>
@@ -660,6 +660,8 @@
                 <w:sz w:val="17"/>
               </w:rPr>
               <w:t>5独立思考一定更好吗？相对概念与快思慢想.docx</w:t>
+              <w:br/>
+              <w:t>5独立思考一定更好吗？相对概念与快思慢想【排版复原版本】.docx</w:t>
             </w:r>
           </w:p>
         </w:tc>
@@ -703,7 +705,7 @@
                 <w:b w:val="0"/>
                 <w:sz w:val="17"/>
               </w:rPr>
-              <w:t>约1,158字｜2个标题｜16段｜已生成｜源文件为截图转PDF</w:t>
+              <w:t>约1,158字｜2个标题｜16段｜已生成｜另有【排版复原版本】</w:t>
             </w:r>
           </w:p>
           <w:p>
@@ -718,6 +720,104 @@
                 <w:sz w:val="15"/>
               </w:rPr>
               <w:t>原文：https://www.zhihu.com/question/504504562/answer/2288424379</w:t>
+            </w:r>
+          </w:p>
+        </w:tc>
+      </w:tr>
+      <w:tr>
+        <w:tc>
+          <w:tcPr>
+            <w:tcW w:type="dxa" w:w="792"/>
+            <w:vAlign w:val="center"/>
+          </w:tcPr>
+          <w:p>
+            <w:pPr>
+              <w:spacing w:before="0" w:after="0" w:line="240" w:lineRule="auto"/>
+              <w:jc w:val="center"/>
+            </w:pPr>
+            <w:r>
+              <w:rPr>
+                <w:rFonts w:ascii="宋体" w:hAnsi="宋体" w:eastAsia="宋体"/>
+                <w:b w:val="0"/>
+                <w:sz w:val="17"/>
+              </w:rPr>
+              <w:t>6</w:t>
+            </w:r>
+          </w:p>
+        </w:tc>
+        <w:tc>
+          <w:tcPr>
+            <w:tcW w:type="dxa" w:w="3960"/>
+            <w:vAlign w:val="center"/>
+          </w:tcPr>
+          <w:p>
+            <w:pPr>
+              <w:spacing w:before="0" w:after="0" w:line="240" w:lineRule="auto"/>
+              <w:jc w:val="left"/>
+            </w:pPr>
+            <w:r>
+              <w:rPr>
+                <w:rFonts w:ascii="宋体" w:hAnsi="宋体" w:eastAsia="宋体"/>
+                <w:b w:val="0"/>
+                <w:sz w:val="17"/>
+              </w:rPr>
+              <w:t>6孩子先别读《钢铁是怎样炼成的》：理想与责任伦理.docx</w:t>
+            </w:r>
+          </w:p>
+        </w:tc>
+        <w:tc>
+          <w:tcPr>
+            <w:tcW w:type="dxa" w:w="2376"/>
+            <w:vAlign w:val="center"/>
+          </w:tcPr>
+          <w:p>
+            <w:pPr>
+              <w:spacing w:before="0" w:after="0" w:line="240" w:lineRule="auto"/>
+              <w:jc w:val="left"/>
+            </w:pPr>
+            <w:r>
+              <w:rPr>
+                <w:rFonts w:ascii="宋体" w:hAnsi="宋体" w:eastAsia="宋体"/>
+                <w:b w:val="0"/>
+                <w:sz w:val="17"/>
+              </w:rPr>
+              <w:t>发布：未知</w:t>
+              <w:br/>
+              <w:t>编辑：2026-09-05 19:13（截图，北京）</w:t>
+            </w:r>
+          </w:p>
+        </w:tc>
+        <w:tc>
+          <w:tcPr>
+            <w:tcW w:type="dxa" w:w="3528"/>
+            <w:vAlign w:val="center"/>
+          </w:tcPr>
+          <w:p>
+            <w:pPr>
+              <w:spacing w:before="0" w:after="0" w:line="240" w:lineRule="auto"/>
+              <w:jc w:val="left"/>
+            </w:pPr>
+            <w:r>
+              <w:rPr>
+                <w:rFonts w:ascii="宋体" w:hAnsi="宋体" w:eastAsia="宋体"/>
+                <w:b w:val="0"/>
+                <w:sz w:val="17"/>
+              </w:rPr>
+              <w:t>约2,035字｜0个标题｜42段｜已生成｜按原文短段落排版</w:t>
+            </w:r>
+          </w:p>
+          <w:p>
+            <w:pPr>
+              <w:spacing w:before="0" w:after="0" w:line="240" w:lineRule="auto"/>
+            </w:pPr>
+            <w:r>
+              <w:rPr>
+                <w:rFonts w:ascii="宋体" w:hAnsi="宋体" w:eastAsia="宋体"/>
+                <w:b w:val="0"/>
+                <w:color w:val="2E74B5"/>
+                <w:sz w:val="15"/>
+              </w:rPr>
+              <w:t>原文：https://www.zhihu.com/question/1939757494105805768/answer/2079531467936474071</w:t>
             </w:r>
           </w:p>
         </w:tc>

--- a/files/YaoZHIhu/姚勇文章目录/姚勇文章目录.docx
+++ b/files/YaoZHIhu/姚勇文章目录/姚勇文章目录.docx
@@ -29,7 +29,7 @@
           <w:color w:val="5F6368"/>
           <w:sz w:val="16"/>
         </w:rPr>
-        <w:t>登记 7 篇｜已生成 7 篇｜更新 2026-09-19 17:14 UTC｜口令：“收录姚勇文章”</w:t>
+        <w:t>登记 8 篇｜已生成 8 篇｜更新 2026-09-20 01:14 UTC｜口令：“收录姚勇文章”</w:t>
       </w:r>
     </w:p>
     <w:tbl>
@@ -822,6 +822,108 @@
           </w:p>
         </w:tc>
       </w:tr>
+      <w:tr>
+        <w:tc>
+          <w:tcPr>
+            <w:tcW w:type="dxa" w:w="792"/>
+            <w:vAlign w:val="center"/>
+            <w:shd w:fill="F6F8FA"/>
+          </w:tcPr>
+          <w:p>
+            <w:pPr>
+              <w:spacing w:before="0" w:after="0" w:line="240" w:lineRule="auto"/>
+              <w:jc w:val="center"/>
+            </w:pPr>
+            <w:r>
+              <w:rPr>
+                <w:rFonts w:ascii="宋体" w:hAnsi="宋体" w:eastAsia="宋体"/>
+                <w:b w:val="0"/>
+                <w:sz w:val="17"/>
+              </w:rPr>
+              <w:t>7</w:t>
+            </w:r>
+          </w:p>
+        </w:tc>
+        <w:tc>
+          <w:tcPr>
+            <w:tcW w:type="dxa" w:w="3960"/>
+            <w:vAlign w:val="center"/>
+            <w:shd w:fill="F6F8FA"/>
+          </w:tcPr>
+          <w:p>
+            <w:pPr>
+              <w:spacing w:before="0" w:after="0" w:line="240" w:lineRule="auto"/>
+              <w:jc w:val="left"/>
+            </w:pPr>
+            <w:r>
+              <w:rPr>
+                <w:rFonts w:ascii="宋体" w:hAnsi="宋体" w:eastAsia="宋体"/>
+                <w:b w:val="0"/>
+                <w:sz w:val="17"/>
+              </w:rPr>
+              <w:t>7心理健康怎么改善？运动、佛学与自我CBT.docx</w:t>
+            </w:r>
+          </w:p>
+        </w:tc>
+        <w:tc>
+          <w:tcPr>
+            <w:tcW w:type="dxa" w:w="2376"/>
+            <w:vAlign w:val="center"/>
+            <w:shd w:fill="F6F8FA"/>
+          </w:tcPr>
+          <w:p>
+            <w:pPr>
+              <w:spacing w:before="0" w:after="0" w:line="240" w:lineRule="auto"/>
+              <w:jc w:val="left"/>
+            </w:pPr>
+            <w:r>
+              <w:rPr>
+                <w:rFonts w:ascii="宋体" w:hAnsi="宋体" w:eastAsia="宋体"/>
+                <w:b w:val="0"/>
+                <w:sz w:val="17"/>
+              </w:rPr>
+              <w:t>发布：未知</w:t>
+              <w:br/>
+              <w:t>编辑：未知（截图仅显示专栏更新 2026-09-13 14:13）</w:t>
+            </w:r>
+          </w:p>
+        </w:tc>
+        <w:tc>
+          <w:tcPr>
+            <w:tcW w:type="dxa" w:w="3528"/>
+            <w:vAlign w:val="center"/>
+            <w:shd w:fill="F6F8FA"/>
+          </w:tcPr>
+          <w:p>
+            <w:pPr>
+              <w:spacing w:before="0" w:after="0" w:line="240" w:lineRule="auto"/>
+              <w:jc w:val="left"/>
+            </w:pPr>
+            <w:r>
+              <w:rPr>
+                <w:rFonts w:ascii="宋体" w:hAnsi="宋体" w:eastAsia="宋体"/>
+                <w:b w:val="0"/>
+                <w:sz w:val="17"/>
+              </w:rPr>
+              <w:t>约2,082字｜0个标题｜77段｜已生成｜按原文短段落｜保留评论区</w:t>
+            </w:r>
+          </w:p>
+          <w:p>
+            <w:pPr>
+              <w:spacing w:before="0" w:after="0" w:line="240" w:lineRule="auto"/>
+            </w:pPr>
+            <w:r>
+              <w:rPr>
+                <w:rFonts w:ascii="宋体" w:hAnsi="宋体" w:eastAsia="宋体"/>
+                <w:b w:val="0"/>
+                <w:color w:val="2E74B5"/>
+                <w:sz w:val="15"/>
+              </w:rPr>
+              <w:t>原文：https://www.zhihu.com/question/1937991623154852740/answer/2069069859363857073</w:t>
+            </w:r>
+          </w:p>
+        </w:tc>
+      </w:tr>
     </w:tbl>
     <w:p/>
     <w:p>

--- a/files/YaoZHIhu/姚勇文章目录/姚勇文章目录.docx
+++ b/files/YaoZHIhu/姚勇文章目录/姚勇文章目录.docx
@@ -29,7 +29,7 @@
           <w:color w:val="5F6368"/>
           <w:sz w:val="16"/>
         </w:rPr>
-        <w:t>登记 6 篇｜已生成 6 篇｜更新 2026-09-19 02:23 UTC｜口令：“收录姚勇文章”</w:t>
+        <w:t>登记 8 篇｜已生成 8 篇｜更新 2026-09-20 01:14 UTC｜口令：“收录姚勇文章”</w:t>
       </w:r>
     </w:p>
     <w:tbl>
@@ -660,6 +660,8 @@
                 <w:sz w:val="17"/>
               </w:rPr>
               <w:t>5独立思考一定更好吗？相对概念与快思慢想.docx</w:t>
+              <w:br/>
+              <w:t>5独立思考一定更好吗？相对概念与快思慢想【排版复原版本】.docx</w:t>
             </w:r>
           </w:p>
         </w:tc>
@@ -703,7 +705,7 @@
                 <w:b w:val="0"/>
                 <w:sz w:val="17"/>
               </w:rPr>
-              <w:t>约1,158字｜2个标题｜16段｜已生成｜源文件为截图转PDF</w:t>
+              <w:t>约1,158字｜2个标题｜16段｜已生成｜另有【排版复原版本】</w:t>
             </w:r>
           </w:p>
           <w:p>
@@ -718,6 +720,206 @@
                 <w:sz w:val="15"/>
               </w:rPr>
               <w:t>原文：https://www.zhihu.com/question/504504562/answer/2288424379</w:t>
+            </w:r>
+          </w:p>
+        </w:tc>
+      </w:tr>
+      <w:tr>
+        <w:tc>
+          <w:tcPr>
+            <w:tcW w:type="dxa" w:w="792"/>
+            <w:vAlign w:val="center"/>
+          </w:tcPr>
+          <w:p>
+            <w:pPr>
+              <w:spacing w:before="0" w:after="0" w:line="240" w:lineRule="auto"/>
+              <w:jc w:val="center"/>
+            </w:pPr>
+            <w:r>
+              <w:rPr>
+                <w:rFonts w:ascii="宋体" w:hAnsi="宋体" w:eastAsia="宋体"/>
+                <w:b w:val="0"/>
+                <w:sz w:val="17"/>
+              </w:rPr>
+              <w:t>6</w:t>
+            </w:r>
+          </w:p>
+        </w:tc>
+        <w:tc>
+          <w:tcPr>
+            <w:tcW w:type="dxa" w:w="3960"/>
+            <w:vAlign w:val="center"/>
+          </w:tcPr>
+          <w:p>
+            <w:pPr>
+              <w:spacing w:before="0" w:after="0" w:line="240" w:lineRule="auto"/>
+              <w:jc w:val="left"/>
+            </w:pPr>
+            <w:r>
+              <w:rPr>
+                <w:rFonts w:ascii="宋体" w:hAnsi="宋体" w:eastAsia="宋体"/>
+                <w:b w:val="0"/>
+                <w:sz w:val="17"/>
+              </w:rPr>
+              <w:t>6孩子先别读《钢铁是怎样炼成的》：理想与责任伦理.docx</w:t>
+            </w:r>
+          </w:p>
+        </w:tc>
+        <w:tc>
+          <w:tcPr>
+            <w:tcW w:type="dxa" w:w="2376"/>
+            <w:vAlign w:val="center"/>
+          </w:tcPr>
+          <w:p>
+            <w:pPr>
+              <w:spacing w:before="0" w:after="0" w:line="240" w:lineRule="auto"/>
+              <w:jc w:val="left"/>
+            </w:pPr>
+            <w:r>
+              <w:rPr>
+                <w:rFonts w:ascii="宋体" w:hAnsi="宋体" w:eastAsia="宋体"/>
+                <w:b w:val="0"/>
+                <w:sz w:val="17"/>
+              </w:rPr>
+              <w:t>发布：未知</w:t>
+              <w:br/>
+              <w:t>编辑：2026-09-05 19:13（截图，北京）</w:t>
+            </w:r>
+          </w:p>
+        </w:tc>
+        <w:tc>
+          <w:tcPr>
+            <w:tcW w:type="dxa" w:w="3528"/>
+            <w:vAlign w:val="center"/>
+          </w:tcPr>
+          <w:p>
+            <w:pPr>
+              <w:spacing w:before="0" w:after="0" w:line="240" w:lineRule="auto"/>
+              <w:jc w:val="left"/>
+            </w:pPr>
+            <w:r>
+              <w:rPr>
+                <w:rFonts w:ascii="宋体" w:hAnsi="宋体" w:eastAsia="宋体"/>
+                <w:b w:val="0"/>
+                <w:sz w:val="17"/>
+              </w:rPr>
+              <w:t>约2,035字｜0个标题｜42段｜已生成｜按原文短段落排版</w:t>
+            </w:r>
+          </w:p>
+          <w:p>
+            <w:pPr>
+              <w:spacing w:before="0" w:after="0" w:line="240" w:lineRule="auto"/>
+            </w:pPr>
+            <w:r>
+              <w:rPr>
+                <w:rFonts w:ascii="宋体" w:hAnsi="宋体" w:eastAsia="宋体"/>
+                <w:b w:val="0"/>
+                <w:color w:val="2E74B5"/>
+                <w:sz w:val="15"/>
+              </w:rPr>
+              <w:t>原文：https://www.zhihu.com/question/1939757494105805768/answer/2079531467936474071</w:t>
+            </w:r>
+          </w:p>
+        </w:tc>
+      </w:tr>
+      <w:tr>
+        <w:tc>
+          <w:tcPr>
+            <w:tcW w:type="dxa" w:w="792"/>
+            <w:vAlign w:val="center"/>
+            <w:shd w:fill="F6F8FA"/>
+          </w:tcPr>
+          <w:p>
+            <w:pPr>
+              <w:spacing w:before="0" w:after="0" w:line="240" w:lineRule="auto"/>
+              <w:jc w:val="center"/>
+            </w:pPr>
+            <w:r>
+              <w:rPr>
+                <w:rFonts w:ascii="宋体" w:hAnsi="宋体" w:eastAsia="宋体"/>
+                <w:b w:val="0"/>
+                <w:sz w:val="17"/>
+              </w:rPr>
+              <w:t>7</w:t>
+            </w:r>
+          </w:p>
+        </w:tc>
+        <w:tc>
+          <w:tcPr>
+            <w:tcW w:type="dxa" w:w="3960"/>
+            <w:vAlign w:val="center"/>
+            <w:shd w:fill="F6F8FA"/>
+          </w:tcPr>
+          <w:p>
+            <w:pPr>
+              <w:spacing w:before="0" w:after="0" w:line="240" w:lineRule="auto"/>
+              <w:jc w:val="left"/>
+            </w:pPr>
+            <w:r>
+              <w:rPr>
+                <w:rFonts w:ascii="宋体" w:hAnsi="宋体" w:eastAsia="宋体"/>
+                <w:b w:val="0"/>
+                <w:sz w:val="17"/>
+              </w:rPr>
+              <w:t>7心理健康怎么改善？运动、佛学与自我CBT.docx</w:t>
+            </w:r>
+          </w:p>
+        </w:tc>
+        <w:tc>
+          <w:tcPr>
+            <w:tcW w:type="dxa" w:w="2376"/>
+            <w:vAlign w:val="center"/>
+            <w:shd w:fill="F6F8FA"/>
+          </w:tcPr>
+          <w:p>
+            <w:pPr>
+              <w:spacing w:before="0" w:after="0" w:line="240" w:lineRule="auto"/>
+              <w:jc w:val="left"/>
+            </w:pPr>
+            <w:r>
+              <w:rPr>
+                <w:rFonts w:ascii="宋体" w:hAnsi="宋体" w:eastAsia="宋体"/>
+                <w:b w:val="0"/>
+                <w:sz w:val="17"/>
+              </w:rPr>
+              <w:t>发布：未知</w:t>
+              <w:br/>
+              <w:t>编辑：未知（截图仅显示专栏更新 2026-09-13 14:13）</w:t>
+            </w:r>
+          </w:p>
+        </w:tc>
+        <w:tc>
+          <w:tcPr>
+            <w:tcW w:type="dxa" w:w="3528"/>
+            <w:vAlign w:val="center"/>
+            <w:shd w:fill="F6F8FA"/>
+          </w:tcPr>
+          <w:p>
+            <w:pPr>
+              <w:spacing w:before="0" w:after="0" w:line="240" w:lineRule="auto"/>
+              <w:jc w:val="left"/>
+            </w:pPr>
+            <w:r>
+              <w:rPr>
+                <w:rFonts w:ascii="宋体" w:hAnsi="宋体" w:eastAsia="宋体"/>
+                <w:b w:val="0"/>
+                <w:sz w:val="17"/>
+              </w:rPr>
+              <w:t>约2,082字｜0个标题｜77段｜已生成｜按原文短段落｜保留评论区</w:t>
+            </w:r>
+          </w:p>
+          <w:p>
+            <w:pPr>
+              <w:spacing w:before="0" w:after="0" w:line="240" w:lineRule="auto"/>
+            </w:pPr>
+            <w:r>
+              <w:rPr>
+                <w:rFonts w:ascii="宋体" w:hAnsi="宋体" w:eastAsia="宋体"/>
+                <w:b w:val="0"/>
+                <w:color w:val="2E74B5"/>
+                <w:sz w:val="15"/>
+              </w:rPr>
+              <w:t>原文：https://www.zhihu.com/question/1937991623154852740/answer/2069069859363857073</w:t>
             </w:r>
           </w:p>
         </w:tc>

--- a/files/YaoZHIhu/姚勇文章目录/姚勇文章目录.docx
+++ b/files/YaoZHIhu/姚勇文章目录/姚勇文章目录.docx
@@ -29,7 +29,7 @@
           <w:color w:val="5F6368"/>
           <w:sz w:val="16"/>
         </w:rPr>
-        <w:t>登记 8 篇｜已生成 8 篇｜更新 2026-09-20 01:14 UTC｜口令：“收录姚勇文章”</w:t>
+        <w:t>登记 9 篇｜已生成 9 篇｜更新 2026-09-20 06:45 UTC｜口令：“收录姚勇文章”</w:t>
       </w:r>
     </w:p>
     <w:tbl>
@@ -924,6 +924,104 @@
           </w:p>
         </w:tc>
       </w:tr>
+      <w:tr>
+        <w:tc>
+          <w:tcPr>
+            <w:tcW w:type="dxa" w:w="792"/>
+            <w:vAlign w:val="center"/>
+          </w:tcPr>
+          <w:p>
+            <w:pPr>
+              <w:spacing w:before="0" w:after="0" w:line="240" w:lineRule="auto"/>
+              <w:jc w:val="center"/>
+            </w:pPr>
+            <w:r>
+              <w:rPr>
+                <w:rFonts w:ascii="宋体" w:hAnsi="宋体" w:eastAsia="宋体"/>
+                <w:b w:val="0"/>
+                <w:sz w:val="17"/>
+              </w:rPr>
+              <w:t>8</w:t>
+            </w:r>
+          </w:p>
+        </w:tc>
+        <w:tc>
+          <w:tcPr>
+            <w:tcW w:type="dxa" w:w="3960"/>
+            <w:vAlign w:val="center"/>
+          </w:tcPr>
+          <w:p>
+            <w:pPr>
+              <w:spacing w:before="0" w:after="0" w:line="240" w:lineRule="auto"/>
+              <w:jc w:val="left"/>
+            </w:pPr>
+            <w:r>
+              <w:rPr>
+                <w:rFonts w:ascii="宋体" w:hAnsi="宋体" w:eastAsia="宋体"/>
+                <w:b w:val="0"/>
+                <w:sz w:val="17"/>
+              </w:rPr>
+              <w:t>8独立与强势：靠自己和上嫁不是二选一.docx</w:t>
+            </w:r>
+          </w:p>
+        </w:tc>
+        <w:tc>
+          <w:tcPr>
+            <w:tcW w:type="dxa" w:w="2376"/>
+            <w:vAlign w:val="center"/>
+          </w:tcPr>
+          <w:p>
+            <w:pPr>
+              <w:spacing w:before="0" w:after="0" w:line="240" w:lineRule="auto"/>
+              <w:jc w:val="left"/>
+            </w:pPr>
+            <w:r>
+              <w:rPr>
+                <w:rFonts w:ascii="宋体" w:hAnsi="宋体" w:eastAsia="宋体"/>
+                <w:b w:val="0"/>
+                <w:sz w:val="17"/>
+              </w:rPr>
+              <w:t>发布：2026-07-24 16:39（截图，北京）</w:t>
+              <w:br/>
+              <w:t>编辑：未知（截图仅显示专栏更新 2026-09-13 14:13）</w:t>
+            </w:r>
+          </w:p>
+        </w:tc>
+        <w:tc>
+          <w:tcPr>
+            <w:tcW w:type="dxa" w:w="3528"/>
+            <w:vAlign w:val="center"/>
+          </w:tcPr>
+          <w:p>
+            <w:pPr>
+              <w:spacing w:before="0" w:after="0" w:line="240" w:lineRule="auto"/>
+              <w:jc w:val="left"/>
+            </w:pPr>
+            <w:r>
+              <w:rPr>
+                <w:rFonts w:ascii="宋体" w:hAnsi="宋体" w:eastAsia="宋体"/>
+                <w:b w:val="0"/>
+                <w:sz w:val="17"/>
+              </w:rPr>
+              <w:t>约1,508字｜0个标题｜38段｜已生成｜按原文短段落｜问题标题与描述｜评论截图</w:t>
+            </w:r>
+          </w:p>
+          <w:p>
+            <w:pPr>
+              <w:spacing w:before="0" w:after="0" w:line="240" w:lineRule="auto"/>
+            </w:pPr>
+            <w:r>
+              <w:rPr>
+                <w:rFonts w:ascii="宋体" w:hAnsi="宋体" w:eastAsia="宋体"/>
+                <w:b w:val="0"/>
+                <w:color w:val="2E74B5"/>
+                <w:sz w:val="15"/>
+              </w:rPr>
+              <w:t>原文：https://www.zhihu.com/question/1948847151770730860/answer/2064027036016972609</w:t>
+            </w:r>
+          </w:p>
+        </w:tc>
+      </w:tr>
     </w:tbl>
     <w:p/>
     <w:p>

--- a/files/YaoZHIhu/姚勇文章目录/姚勇文章目录.docx
+++ b/files/YaoZHIhu/姚勇文章目录/姚勇文章目录.docx
@@ -29,7 +29,7 @@
           <w:color w:val="5F6368"/>
           <w:sz w:val="16"/>
         </w:rPr>
-        <w:t>登记 9 篇｜已生成 9 篇｜更新 2026-09-20 06:45 UTC｜口令：“收录姚勇文章”</w:t>
+        <w:t>登记 10 篇｜已生成 10 篇｜更新 2026-09-29 09:30 UTC｜口令：“收录姚勇文章”</w:t>
       </w:r>
     </w:p>
     <w:tbl>
@@ -1022,6 +1022,108 @@
           </w:p>
         </w:tc>
       </w:tr>
+      <w:tr>
+        <w:tc>
+          <w:tcPr>
+            <w:tcW w:type="dxa" w:w="792"/>
+            <w:vAlign w:val="center"/>
+            <w:shd w:fill="F6F8FA"/>
+          </w:tcPr>
+          <w:p>
+            <w:pPr>
+              <w:spacing w:before="0" w:after="0" w:line="240" w:lineRule="auto"/>
+              <w:jc w:val="center"/>
+            </w:pPr>
+            <w:r>
+              <w:rPr>
+                <w:rFonts w:ascii="宋体" w:hAnsi="宋体" w:eastAsia="宋体"/>
+                <w:b w:val="0"/>
+                <w:sz w:val="17"/>
+              </w:rPr>
+              <w:t>9</w:t>
+            </w:r>
+          </w:p>
+        </w:tc>
+        <w:tc>
+          <w:tcPr>
+            <w:tcW w:type="dxa" w:w="3960"/>
+            <w:vAlign w:val="center"/>
+            <w:shd w:fill="F6F8FA"/>
+          </w:tcPr>
+          <w:p>
+            <w:pPr>
+              <w:spacing w:before="0" w:after="0" w:line="240" w:lineRule="auto"/>
+              <w:jc w:val="left"/>
+            </w:pPr>
+            <w:r>
+              <w:rPr>
+                <w:rFonts w:ascii="宋体" w:hAnsi="宋体" w:eastAsia="宋体"/>
+                <w:b w:val="0"/>
+                <w:sz w:val="17"/>
+              </w:rPr>
+              <w:t>9自我接纳：先认清自己再选摆烂或变好.docx</w:t>
+            </w:r>
+          </w:p>
+        </w:tc>
+        <w:tc>
+          <w:tcPr>
+            <w:tcW w:type="dxa" w:w="2376"/>
+            <w:vAlign w:val="center"/>
+            <w:shd w:fill="F6F8FA"/>
+          </w:tcPr>
+          <w:p>
+            <w:pPr>
+              <w:spacing w:before="0" w:after="0" w:line="240" w:lineRule="auto"/>
+              <w:jc w:val="left"/>
+            </w:pPr>
+            <w:r>
+              <w:rPr>
+                <w:rFonts w:ascii="宋体" w:hAnsi="宋体" w:eastAsia="宋体"/>
+                <w:b w:val="0"/>
+                <w:sz w:val="17"/>
+              </w:rPr>
+              <w:t>发布：2026-06-07 14:41（截图，北京）</w:t>
+              <w:br/>
+              <w:t>编辑：未知（截图仅显示专栏更新 2026-09-24 11:57）</w:t>
+            </w:r>
+          </w:p>
+        </w:tc>
+        <w:tc>
+          <w:tcPr>
+            <w:tcW w:type="dxa" w:w="3528"/>
+            <w:vAlign w:val="center"/>
+            <w:shd w:fill="F6F8FA"/>
+          </w:tcPr>
+          <w:p>
+            <w:pPr>
+              <w:spacing w:before="0" w:after="0" w:line="240" w:lineRule="auto"/>
+              <w:jc w:val="left"/>
+            </w:pPr>
+            <w:r>
+              <w:rPr>
+                <w:rFonts w:ascii="宋体" w:hAnsi="宋体" w:eastAsia="宋体"/>
+                <w:b w:val="0"/>
+                <w:sz w:val="17"/>
+              </w:rPr>
+              <w:t>约1,037字｜0个标题｜29段｜已生成｜ai总结分指令｜正文后Agent总结｜评论截图｜原截图PDF</w:t>
+            </w:r>
+          </w:p>
+          <w:p>
+            <w:pPr>
+              <w:spacing w:before="0" w:after="0" w:line="240" w:lineRule="auto"/>
+            </w:pPr>
+            <w:r>
+              <w:rPr>
+                <w:rFonts w:ascii="宋体" w:hAnsi="宋体" w:eastAsia="宋体"/>
+                <w:b w:val="0"/>
+                <w:color w:val="2E74B5"/>
+                <w:sz w:val="15"/>
+              </w:rPr>
+              <w:t>原文：https://www.zhihu.com/question/2046908069637051967/answer/2046965134652975037</w:t>
+            </w:r>
+          </w:p>
+        </w:tc>
+      </w:tr>
     </w:tbl>
     <w:p/>
     <w:p>

--- a/files/YaoZHIhu/姚勇文章目录/姚勇文章目录.docx
+++ b/files/YaoZHIhu/姚勇文章目录/姚勇文章目录.docx
@@ -29,7 +29,7 @@
           <w:color w:val="5F6368"/>
           <w:sz w:val="16"/>
         </w:rPr>
-        <w:t>登记 10 篇｜已生成 10 篇｜更新 2026-09-29 09:30 UTC｜口令：“收录姚勇文章”</w:t>
+        <w:t>登记 11 篇｜已生成 11 篇｜更新 2026-09-29 13:10 UTC｜口令：“收录姚勇文章”</w:t>
       </w:r>
     </w:p>
     <w:tbl>
@@ -1124,6 +1124,104 @@
           </w:p>
         </w:tc>
       </w:tr>
+      <w:tr>
+        <w:tc>
+          <w:tcPr>
+            <w:tcW w:type="dxa" w:w="792"/>
+            <w:vAlign w:val="center"/>
+          </w:tcPr>
+          <w:p>
+            <w:pPr>
+              <w:spacing w:before="0" w:after="0" w:line="240" w:lineRule="auto"/>
+              <w:jc w:val="center"/>
+            </w:pPr>
+            <w:r>
+              <w:rPr>
+                <w:rFonts w:ascii="宋体" w:hAnsi="宋体" w:eastAsia="宋体"/>
+                <w:b w:val="0"/>
+                <w:sz w:val="17"/>
+              </w:rPr>
+              <w:t>10</w:t>
+            </w:r>
+          </w:p>
+        </w:tc>
+        <w:tc>
+          <w:tcPr>
+            <w:tcW w:type="dxa" w:w="3960"/>
+            <w:vAlign w:val="center"/>
+          </w:tcPr>
+          <w:p>
+            <w:pPr>
+              <w:spacing w:before="0" w:after="0" w:line="240" w:lineRule="auto"/>
+              <w:jc w:val="left"/>
+            </w:pPr>
+            <w:r>
+              <w:rPr>
+                <w:rFonts w:ascii="宋体" w:hAnsi="宋体" w:eastAsia="宋体"/>
+                <w:b w:val="0"/>
+                <w:sz w:val="17"/>
+              </w:rPr>
+              <w:t>10精算计&amp;老板：识人是算贡献和威胁.docx</w:t>
+            </w:r>
+          </w:p>
+        </w:tc>
+        <w:tc>
+          <w:tcPr>
+            <w:tcW w:type="dxa" w:w="2376"/>
+            <w:vAlign w:val="center"/>
+          </w:tcPr>
+          <w:p>
+            <w:pPr>
+              <w:spacing w:before="0" w:after="0" w:line="240" w:lineRule="auto"/>
+              <w:jc w:val="left"/>
+            </w:pPr>
+            <w:r>
+              <w:rPr>
+                <w:rFonts w:ascii="宋体" w:hAnsi="宋体" w:eastAsia="宋体"/>
+                <w:b w:val="0"/>
+                <w:sz w:val="17"/>
+              </w:rPr>
+              <w:t>发布：未知（截图仅显示编辑时间）</w:t>
+              <w:br/>
+              <w:t>编辑：2025-11-13 14:05（截图页面）</w:t>
+            </w:r>
+          </w:p>
+        </w:tc>
+        <w:tc>
+          <w:tcPr>
+            <w:tcW w:type="dxa" w:w="3528"/>
+            <w:vAlign w:val="center"/>
+          </w:tcPr>
+          <w:p>
+            <w:pPr>
+              <w:spacing w:before="0" w:after="0" w:line="240" w:lineRule="auto"/>
+              <w:jc w:val="left"/>
+            </w:pPr>
+            <w:r>
+              <w:rPr>
+                <w:rFonts w:ascii="宋体" w:hAnsi="宋体" w:eastAsia="宋体"/>
+                <w:b w:val="0"/>
+                <w:sz w:val="17"/>
+              </w:rPr>
+              <w:t>约1,387字｜0个标题｜22段｜已生成｜ai总结分指令｜正文后Agent总结｜评论截图｜原截图PDF｜标题含精算计&amp;老板</w:t>
+            </w:r>
+          </w:p>
+          <w:p>
+            <w:pPr>
+              <w:spacing w:before="0" w:after="0" w:line="240" w:lineRule="auto"/>
+            </w:pPr>
+            <w:r>
+              <w:rPr>
+                <w:rFonts w:ascii="宋体" w:hAnsi="宋体" w:eastAsia="宋体"/>
+                <w:b w:val="0"/>
+                <w:color w:val="2E74B5"/>
+                <w:sz w:val="15"/>
+              </w:rPr>
+              <w:t>原文：https://www.zhihu.com/question/668009848/answer/1972067293258286027</w:t>
+            </w:r>
+          </w:p>
+        </w:tc>
+      </w:tr>
     </w:tbl>
     <w:p/>
     <w:p>

--- a/files/YaoZHIhu/姚勇文章目录/姚勇文章目录.docx
+++ b/files/YaoZHIhu/姚勇文章目录/姚勇文章目录.docx
@@ -29,7 +29,7 @@
           <w:color w:val="5F6368"/>
           <w:sz w:val="16"/>
         </w:rPr>
-        <w:t>登记 11 篇｜已生成 11 篇｜更新 2026-09-29 13:10 UTC｜口令：“收录姚勇文章”</w:t>
+        <w:t>登记 12 篇｜已生成 12 篇｜更新 2026-10-04 19:00 UTC｜口令：“收录姚勇文章”</w:t>
       </w:r>
     </w:p>
     <w:tbl>
@@ -1141,6 +1141,91 @@
                 <w:b w:val="0"/>
                 <w:sz w:val="17"/>
               </w:rPr>
+              <w:t>9.1</w:t>
+            </w:r>
+          </w:p>
+        </w:tc>
+        <w:tc>
+          <w:tcPr>
+            <w:tcW w:type="dxa" w:w="3960"/>
+            <w:vAlign w:val="center"/>
+          </w:tcPr>
+          <w:p>
+            <w:pPr>
+              <w:spacing w:before="0" w:after="0" w:line="240" w:lineRule="auto"/>
+              <w:jc w:val="left"/>
+            </w:pPr>
+            <w:r>
+              <w:rPr>
+                <w:rFonts w:ascii="宋体" w:hAnsi="宋体" w:eastAsia="宋体"/>
+                <w:b w:val="0"/>
+                <w:sz w:val="17"/>
+              </w:rPr>
+              <w:t>2026-9.1自我接纳：四块拆成可勾选项.docx</w:t>
+            </w:r>
+          </w:p>
+        </w:tc>
+        <w:tc>
+          <w:tcPr>
+            <w:tcW w:type="dxa" w:w="2376"/>
+            <w:vAlign w:val="center"/>
+          </w:tcPr>
+          <w:p>
+            <w:pPr>
+              <w:spacing w:before="0" w:after="0" w:line="240" w:lineRule="auto"/>
+              <w:jc w:val="left"/>
+            </w:pPr>
+            <w:r>
+              <w:rPr>
+                <w:rFonts w:ascii="宋体" w:hAnsi="宋体" w:eastAsia="宋体"/>
+                <w:b w:val="0"/>
+                <w:sz w:val="17"/>
+              </w:rPr>
+              <w:t>发布：2026-06-07（沿用主文章首次发布）</w:t>
+              <w:br/>
+              <w:t>编辑：2026-10-04（按第9篇拆维度，非原文改写）</w:t>
+            </w:r>
+          </w:p>
+        </w:tc>
+        <w:tc>
+          <w:tcPr>
+            <w:tcW w:type="dxa" w:w="3528"/>
+            <w:vAlign w:val="center"/>
+          </w:tcPr>
+          <w:p>
+            <w:pPr>
+              <w:spacing w:before="0" w:after="0" w:line="240" w:lineRule="auto"/>
+              <w:jc w:val="left"/>
+            </w:pPr>
+            <w:r>
+              <w:rPr>
+                <w:rFonts w:ascii="宋体" w:hAnsi="宋体" w:eastAsia="宋体"/>
+                <w:b w:val="0"/>
+                <w:sz w:val="17"/>
+              </w:rPr>
+              <w:t>约924字｜0个标题｜35段｜已生成｜分支｜只展开1与2开头｜3、4待命｜不附链接</w:t>
+            </w:r>
+          </w:p>
+        </w:tc>
+      </w:tr>
+      <w:tr>
+        <w:tc>
+          <w:tcPr>
+            <w:tcW w:type="dxa" w:w="792"/>
+            <w:vAlign w:val="center"/>
+            <w:shd w:fill="F6F8FA"/>
+          </w:tcPr>
+          <w:p>
+            <w:pPr>
+              <w:spacing w:before="0" w:after="0" w:line="240" w:lineRule="auto"/>
+              <w:jc w:val="center"/>
+            </w:pPr>
+            <w:r>
+              <w:rPr>
+                <w:rFonts w:ascii="宋体" w:hAnsi="宋体" w:eastAsia="宋体"/>
+                <w:b w:val="0"/>
+                <w:sz w:val="17"/>
+              </w:rPr>
               <w:t>10</w:t>
             </w:r>
           </w:p>
@@ -1149,6 +1234,7 @@
           <w:tcPr>
             <w:tcW w:type="dxa" w:w="3960"/>
             <w:vAlign w:val="center"/>
+            <w:shd w:fill="F6F8FA"/>
           </w:tcPr>
           <w:p>
             <w:pPr>
@@ -1169,6 +1255,7 @@
           <w:tcPr>
             <w:tcW w:type="dxa" w:w="2376"/>
             <w:vAlign w:val="center"/>
+            <w:shd w:fill="F6F8FA"/>
           </w:tcPr>
           <w:p>
             <w:pPr>
@@ -1191,6 +1278,7 @@
           <w:tcPr>
             <w:tcW w:type="dxa" w:w="3528"/>
             <w:vAlign w:val="center"/>
+            <w:shd w:fill="F6F8FA"/>
           </w:tcPr>
           <w:p>
             <w:pPr>

--- a/files/YaoZHIhu/姚勇文章目录/姚勇文章目录.docx
+++ b/files/YaoZHIhu/姚勇文章目录/姚勇文章目录.docx
@@ -29,7 +29,7 @@
           <w:color w:val="5F6368"/>
           <w:sz w:val="16"/>
         </w:rPr>
-        <w:t>登记 12 篇｜已生成 12 篇｜更新 2026-10-04 19:00 UTC｜口令：“收录姚勇文章”</w:t>
+        <w:t>登记 13 篇｜已生成 13 篇｜更新 2026-10-05 03:30 UTC｜口令：“收录姚勇文章”</w:t>
       </w:r>
     </w:p>
     <w:tbl>
@@ -1310,6 +1310,104 @@
           </w:p>
         </w:tc>
       </w:tr>
+      <w:tr>
+        <w:tc>
+          <w:tcPr>
+            <w:tcW w:type="dxa" w:w="792"/>
+            <w:vAlign w:val="center"/>
+          </w:tcPr>
+          <w:p>
+            <w:pPr>
+              <w:spacing w:before="0" w:after="0" w:line="240" w:lineRule="auto"/>
+              <w:jc w:val="center"/>
+            </w:pPr>
+            <w:r>
+              <w:rPr>
+                <w:rFonts w:ascii="宋体" w:hAnsi="宋体" w:eastAsia="宋体"/>
+                <w:b w:val="0"/>
+                <w:sz w:val="17"/>
+              </w:rPr>
+              <w:t>11</w:t>
+            </w:r>
+          </w:p>
+        </w:tc>
+        <w:tc>
+          <w:tcPr>
+            <w:tcW w:type="dxa" w:w="3960"/>
+            <w:vAlign w:val="center"/>
+          </w:tcPr>
+          <w:p>
+            <w:pPr>
+              <w:spacing w:before="0" w:after="0" w:line="240" w:lineRule="auto"/>
+              <w:jc w:val="left"/>
+            </w:pPr>
+            <w:r>
+              <w:rPr>
+                <w:rFonts w:ascii="宋体" w:hAnsi="宋体" w:eastAsia="宋体"/>
+                <w:b w:val="0"/>
+                <w:sz w:val="17"/>
+              </w:rPr>
+              <w:t>11被否定被夸奖：价值锚点对事不对人.docx</w:t>
+            </w:r>
+          </w:p>
+        </w:tc>
+        <w:tc>
+          <w:tcPr>
+            <w:tcW w:type="dxa" w:w="2376"/>
+            <w:vAlign w:val="center"/>
+          </w:tcPr>
+          <w:p>
+            <w:pPr>
+              <w:spacing w:before="0" w:after="0" w:line="240" w:lineRule="auto"/>
+              <w:jc w:val="left"/>
+            </w:pPr>
+            <w:r>
+              <w:rPr>
+                <w:rFonts w:ascii="宋体" w:hAnsi="宋体" w:eastAsia="宋体"/>
+                <w:b w:val="0"/>
+                <w:sz w:val="17"/>
+              </w:rPr>
+              <w:t>发布：未知（截图未见首次发布）</w:t>
+              <w:br/>
+              <w:t>编辑：2026-08-27 17:37（截图，北京）</w:t>
+            </w:r>
+          </w:p>
+        </w:tc>
+        <w:tc>
+          <w:tcPr>
+            <w:tcW w:type="dxa" w:w="3528"/>
+            <w:vAlign w:val="center"/>
+          </w:tcPr>
+          <w:p>
+            <w:pPr>
+              <w:spacing w:before="0" w:after="0" w:line="240" w:lineRule="auto"/>
+              <w:jc w:val="left"/>
+            </w:pPr>
+            <w:r>
+              <w:rPr>
+                <w:rFonts w:ascii="宋体" w:hAnsi="宋体" w:eastAsia="宋体"/>
+                <w:b w:val="0"/>
+                <w:sz w:val="17"/>
+              </w:rPr>
+              <w:t>约1,914字｜0个标题｜36段｜已生成｜ai总结分指令｜正文后Agent总结｜问题标题与描述｜回答评论区未见未编造｜原截图PNG/PDF</w:t>
+            </w:r>
+          </w:p>
+          <w:p>
+            <w:pPr>
+              <w:spacing w:before="0" w:after="0" w:line="240" w:lineRule="auto"/>
+            </w:pPr>
+            <w:r>
+              <w:rPr>
+                <w:rFonts w:ascii="宋体" w:hAnsi="宋体" w:eastAsia="宋体"/>
+                <w:b w:val="0"/>
+                <w:color w:val="2E74B5"/>
+                <w:sz w:val="15"/>
+              </w:rPr>
+              <w:t>原文：https://www.zhihu.com/question/1893772831172587718/answer/2076347816188831115</w:t>
+            </w:r>
+          </w:p>
+        </w:tc>
+      </w:tr>
     </w:tbl>
     <w:p/>
     <w:p>

--- a/files/YaoZHIhu/姚勇文章目录/姚勇文章目录.docx
+++ b/files/YaoZHIhu/姚勇文章目录/姚勇文章目录.docx
@@ -29,7 +29,7 @@
           <w:color w:val="5F6368"/>
           <w:sz w:val="16"/>
         </w:rPr>
-        <w:t>登记 13 篇｜已生成 13 篇｜更新 2026-10-05 03:30 UTC｜口令：“收录姚勇文章”</w:t>
+        <w:t>登记 14 篇｜已生成 14 篇｜更新 2026-10-08 22:45 UTC｜口令：“收录姚勇文章”</w:t>
       </w:r>
     </w:p>
     <w:tbl>
@@ -1408,6 +1408,108 @@
           </w:p>
         </w:tc>
       </w:tr>
+      <w:tr>
+        <w:tc>
+          <w:tcPr>
+            <w:tcW w:type="dxa" w:w="792"/>
+            <w:vAlign w:val="center"/>
+            <w:shd w:fill="F6F8FA"/>
+          </w:tcPr>
+          <w:p>
+            <w:pPr>
+              <w:spacing w:before="0" w:after="0" w:line="240" w:lineRule="auto"/>
+              <w:jc w:val="center"/>
+            </w:pPr>
+            <w:r>
+              <w:rPr>
+                <w:rFonts w:ascii="宋体" w:hAnsi="宋体" w:eastAsia="宋体"/>
+                <w:b w:val="0"/>
+                <w:sz w:val="17"/>
+              </w:rPr>
+              <w:t>12</w:t>
+            </w:r>
+          </w:p>
+        </w:tc>
+        <w:tc>
+          <w:tcPr>
+            <w:tcW w:type="dxa" w:w="3960"/>
+            <w:vAlign w:val="center"/>
+            <w:shd w:fill="F6F8FA"/>
+          </w:tcPr>
+          <w:p>
+            <w:pPr>
+              <w:spacing w:before="0" w:after="0" w:line="240" w:lineRule="auto"/>
+              <w:jc w:val="left"/>
+            </w:pPr>
+            <w:r>
+              <w:rPr>
+                <w:rFonts w:ascii="宋体" w:hAnsi="宋体" w:eastAsia="宋体"/>
+                <w:b w:val="0"/>
+                <w:sz w:val="17"/>
+              </w:rPr>
+              <w:t>12很少争论对错：规则系统与价值三层/12很少争论对错：规则系统与价值三层.docx</w:t>
+            </w:r>
+          </w:p>
+        </w:tc>
+        <w:tc>
+          <w:tcPr>
+            <w:tcW w:type="dxa" w:w="2376"/>
+            <w:vAlign w:val="center"/>
+            <w:shd w:fill="F6F8FA"/>
+          </w:tcPr>
+          <w:p>
+            <w:pPr>
+              <w:spacing w:before="0" w:after="0" w:line="240" w:lineRule="auto"/>
+              <w:jc w:val="left"/>
+            </w:pPr>
+            <w:r>
+              <w:rPr>
+                <w:rFonts w:ascii="宋体" w:hAnsi="宋体" w:eastAsia="宋体"/>
+                <w:b w:val="0"/>
+                <w:sz w:val="17"/>
+              </w:rPr>
+              <w:t>发布：未知（截图未见首次发布）</w:t>
+              <w:br/>
+              <w:t>编辑：2026-07-05 14:13（截图，北京）</w:t>
+            </w:r>
+          </w:p>
+        </w:tc>
+        <w:tc>
+          <w:tcPr>
+            <w:tcW w:type="dxa" w:w="3528"/>
+            <w:vAlign w:val="center"/>
+            <w:shd w:fill="F6F8FA"/>
+          </w:tcPr>
+          <w:p>
+            <w:pPr>
+              <w:spacing w:before="0" w:after="0" w:line="240" w:lineRule="auto"/>
+              <w:jc w:val="left"/>
+            </w:pPr>
+            <w:r>
+              <w:rPr>
+                <w:rFonts w:ascii="宋体" w:hAnsi="宋体" w:eastAsia="宋体"/>
+                <w:b w:val="0"/>
+                <w:sz w:val="17"/>
+              </w:rPr>
+              <w:t>约1,566字｜0个标题｜29段｜已生成｜ai评论分指令｜序号夹｜正文空行按图二｜回答评论区未见未编造｜原截图PDF</w:t>
+            </w:r>
+          </w:p>
+          <w:p>
+            <w:pPr>
+              <w:spacing w:before="0" w:after="0" w:line="240" w:lineRule="auto"/>
+            </w:pPr>
+            <w:r>
+              <w:rPr>
+                <w:rFonts w:ascii="宋体" w:hAnsi="宋体" w:eastAsia="宋体"/>
+                <w:b w:val="0"/>
+                <w:color w:val="2E74B5"/>
+                <w:sz w:val="15"/>
+              </w:rPr>
+              <w:t>原文：https://www.zhihu.com/question/2015380170920444041/answer/2057104336090560492</w:t>
+            </w:r>
+          </w:p>
+        </w:tc>
+      </w:tr>
     </w:tbl>
     <w:p/>
     <w:p>

--- a/files/YaoZHIhu/姚勇文章目录/姚勇文章目录.docx
+++ b/files/YaoZHIhu/姚勇文章目录/姚勇文章目录.docx
@@ -29,7 +29,7 @@
           <w:color w:val="5F6368"/>
           <w:sz w:val="16"/>
         </w:rPr>
-        <w:t>登记 14 篇｜已生成 14 篇｜更新 2026-10-08 22:45 UTC｜口令：“收录姚勇文章”</w:t>
+        <w:t>登记 15 篇｜已生成 15 篇｜更新 2026-10-24 06:50 UTC｜口令：“收录姚勇文章”</w:t>
       </w:r>
     </w:p>
     <w:tbl>
@@ -1510,6 +1510,104 @@
           </w:p>
         </w:tc>
       </w:tr>
+      <w:tr>
+        <w:tc>
+          <w:tcPr>
+            <w:tcW w:type="dxa" w:w="792"/>
+            <w:vAlign w:val="center"/>
+          </w:tcPr>
+          <w:p>
+            <w:pPr>
+              <w:spacing w:before="0" w:after="0" w:line="240" w:lineRule="auto"/>
+              <w:jc w:val="center"/>
+            </w:pPr>
+            <w:r>
+              <w:rPr>
+                <w:rFonts w:ascii="宋体" w:hAnsi="宋体" w:eastAsia="宋体"/>
+                <w:b w:val="0"/>
+                <w:sz w:val="17"/>
+              </w:rPr>
+              <w:t>13</w:t>
+            </w:r>
+          </w:p>
+        </w:tc>
+        <w:tc>
+          <w:tcPr>
+            <w:tcW w:type="dxa" w:w="3960"/>
+            <w:vAlign w:val="center"/>
+          </w:tcPr>
+          <w:p>
+            <w:pPr>
+              <w:spacing w:before="0" w:after="0" w:line="240" w:lineRule="auto"/>
+              <w:jc w:val="left"/>
+            </w:pPr>
+            <w:r>
+              <w:rPr>
+                <w:rFonts w:ascii="宋体" w:hAnsi="宋体" w:eastAsia="宋体"/>
+                <w:b w:val="0"/>
+                <w:sz w:val="17"/>
+              </w:rPr>
+              <w:t>13RIP大叔：没离婚也没和至安在一起/13RIP大叔：没离婚也没和至安在一起.docx</w:t>
+            </w:r>
+          </w:p>
+        </w:tc>
+        <w:tc>
+          <w:tcPr>
+            <w:tcW w:type="dxa" w:w="2376"/>
+            <w:vAlign w:val="center"/>
+          </w:tcPr>
+          <w:p>
+            <w:pPr>
+              <w:spacing w:before="0" w:after="0" w:line="240" w:lineRule="auto"/>
+              <w:jc w:val="left"/>
+            </w:pPr>
+            <w:r>
+              <w:rPr>
+                <w:rFonts w:ascii="宋体" w:hAnsi="宋体" w:eastAsia="宋体"/>
+                <w:b w:val="0"/>
+                <w:sz w:val="17"/>
+              </w:rPr>
+              <w:t>发布：2024-1（正文标题；截图未见首次发布时刻）</w:t>
+              <w:br/>
+              <w:t>编辑：2024-01-04 08:50（截图，日本）</w:t>
+            </w:r>
+          </w:p>
+        </w:tc>
+        <w:tc>
+          <w:tcPr>
+            <w:tcW w:type="dxa" w:w="3528"/>
+            <w:vAlign w:val="center"/>
+          </w:tcPr>
+          <w:p>
+            <w:pPr>
+              <w:spacing w:before="0" w:after="0" w:line="240" w:lineRule="auto"/>
+              <w:jc w:val="left"/>
+            </w:pPr>
+            <w:r>
+              <w:rPr>
+                <w:rFonts w:ascii="宋体" w:hAnsi="宋体" w:eastAsia="宋体"/>
+                <w:b w:val="0"/>
+                <w:sz w:val="17"/>
+              </w:rPr>
+              <w:t>约3,556字｜0个标题｜55段｜已生成｜ai评论分指令｜序号夹｜PDF去掉右边栏与更多回答｜问题描述与回答评论区未见未编造</w:t>
+            </w:r>
+          </w:p>
+          <w:p>
+            <w:pPr>
+              <w:spacing w:before="0" w:after="0" w:line="240" w:lineRule="auto"/>
+            </w:pPr>
+            <w:r>
+              <w:rPr>
+                <w:rFonts w:ascii="宋体" w:hAnsi="宋体" w:eastAsia="宋体"/>
+                <w:b w:val="0"/>
+                <w:color w:val="2E74B5"/>
+                <w:sz w:val="15"/>
+              </w:rPr>
+              <w:t>原文：https://www.zhihu.com/question/277634234/answer/2885588791</w:t>
+            </w:r>
+          </w:p>
+        </w:tc>
+      </w:tr>
     </w:tbl>
     <w:p/>
     <w:p>

--- a/files/YaoZHIhu/姚勇文章目录/姚勇文章目录.docx
+++ b/files/YaoZHIhu/姚勇文章目录/姚勇文章目录.docx
@@ -1547,7 +1547,7 @@
                 <w:b w:val="0"/>
                 <w:sz w:val="17"/>
               </w:rPr>
-              <w:t>13RIP大叔：没离婚也没和至安在一起/13RIP大叔：没离婚也没和至安在一起.docx</w:t>
+              <w:t>13《我的大叔》：没离婚也没和至安在一起/13《我的大叔》：没离婚也没和至安在一起.docx</w:t>
             </w:r>
           </w:p>
         </w:tc>
@@ -1589,7 +1589,7 @@
                 <w:b w:val="0"/>
                 <w:sz w:val="17"/>
               </w:rPr>
-              <w:t>约3,556字｜0个标题｜55段｜已生成｜ai评论分指令｜序号夹｜PDF去掉右边栏与更多回答｜问题描述与回答评论区未见未编造</w:t>
+              <w:t>约3,557字｜0个标题｜55段｜已生成｜ai评论分指令｜序号夹｜PDF去掉右边栏与更多回答｜问题描述与回答评论区未见未编造</w:t>
             </w:r>
           </w:p>
           <w:p>

--- a/files/YaoZHIhu/姚勇文章目录/姚勇文章目录.docx
+++ b/files/YaoZHIhu/姚勇文章目录/姚勇文章目录.docx
@@ -1547,7 +1547,7 @@
                 <w:b w:val="0"/>
                 <w:sz w:val="17"/>
               </w:rPr>
-              <w:t>13《我的大叔》：没离婚也没和至安在一起/13《我的大叔》：没离婚也没和至安在一起.docx</w:t>
+              <w:t>13《我的大叔》：没离婚也没和至安在一起.docx</w:t>
             </w:r>
           </w:p>
         </w:tc>
@@ -1589,7 +1589,7 @@
                 <w:b w:val="0"/>
                 <w:sz w:val="17"/>
               </w:rPr>
-              <w:t>约3,557字｜0个标题｜55段｜已生成｜ai评论分指令｜序号夹｜PDF去掉右边栏与更多回答｜问题描述与回答评论区未见未编造</w:t>
+              <w:t>约3,557字｜0个标题｜55段｜已生成｜ai评论分指令｜DOCX在目录根｜PDF去掉右边栏与更多回答｜问题描述与回答评论区未见未编造</w:t>
             </w:r>
           </w:p>
           <w:p>

--- a/files/YaoZHIhu/姚勇文章目录/姚勇文章目录.docx
+++ b/files/YaoZHIhu/姚勇文章目录/姚勇文章目录.docx
@@ -29,7 +29,7 @@
           <w:color w:val="5F6368"/>
           <w:sz w:val="16"/>
         </w:rPr>
-        <w:t>登记 15 篇｜已生成 15 篇｜更新 2026-10-24 06:50 UTC｜口令：“收录姚勇文章”</w:t>
+        <w:t>登记 16 篇｜已生成 16 篇｜更新 2026-10-24 07:10 UTC｜口令：“收录姚勇文章”</w:t>
       </w:r>
     </w:p>
     <w:tbl>
@@ -252,7 +252,7 @@
                 <w:b w:val="0"/>
                 <w:sz w:val="17"/>
               </w:rPr>
-              <w:t>1.8</w:t>
+              <w:t>2</w:t>
             </w:r>
           </w:p>
         </w:tc>
@@ -273,7 +273,7 @@
                 <w:b w:val="0"/>
                 <w:sz w:val="17"/>
               </w:rPr>
-              <w:t>2022-1.8处理关系：亲密关系与《进化心理学》摘录.docx</w:t>
+              <w:t>2辩证法解释一切与废话？从联系、矛盾到实践.docx</w:t>
             </w:r>
           </w:p>
         </w:tc>
@@ -282,91 +282,6 @@
             <w:tcW w:type="dxa" w:w="2376"/>
             <w:vAlign w:val="center"/>
             <w:shd w:fill="F6F8FA"/>
-          </w:tcPr>
-          <w:p>
-            <w:pPr>
-              <w:spacing w:before="0" w:after="0" w:line="240" w:lineRule="auto"/>
-              <w:jc w:val="left"/>
-            </w:pPr>
-            <w:r>
-              <w:rPr>
-                <w:rFonts w:ascii="宋体" w:hAnsi="宋体" w:eastAsia="宋体"/>
-                <w:b w:val="0"/>
-                <w:sz w:val="17"/>
-              </w:rPr>
-              <w:t>发布：2022-03（沿用主文章首次发布时间）</w:t>
-              <w:br/>
-              <w:t>编辑：未知（分支截图未显示）</w:t>
-            </w:r>
-          </w:p>
-        </w:tc>
-        <w:tc>
-          <w:tcPr>
-            <w:tcW w:type="dxa" w:w="3528"/>
-            <w:vAlign w:val="center"/>
-            <w:shd w:fill="F6F8FA"/>
-          </w:tcPr>
-          <w:p>
-            <w:pPr>
-              <w:spacing w:before="0" w:after="0" w:line="240" w:lineRule="auto"/>
-              <w:jc w:val="left"/>
-            </w:pPr>
-            <w:r>
-              <w:rPr>
-                <w:rFonts w:ascii="宋体" w:hAnsi="宋体" w:eastAsia="宋体"/>
-                <w:b w:val="0"/>
-                <w:sz w:val="17"/>
-              </w:rPr>
-              <w:t>约1,099字｜3个标题｜22段｜已生成｜分支不附链接</w:t>
-            </w:r>
-          </w:p>
-        </w:tc>
-      </w:tr>
-      <w:tr>
-        <w:tc>
-          <w:tcPr>
-            <w:tcW w:type="dxa" w:w="792"/>
-            <w:vAlign w:val="center"/>
-          </w:tcPr>
-          <w:p>
-            <w:pPr>
-              <w:spacing w:before="0" w:after="0" w:line="240" w:lineRule="auto"/>
-              <w:jc w:val="center"/>
-            </w:pPr>
-            <w:r>
-              <w:rPr>
-                <w:rFonts w:ascii="宋体" w:hAnsi="宋体" w:eastAsia="宋体"/>
-                <w:b w:val="0"/>
-                <w:sz w:val="17"/>
-              </w:rPr>
-              <w:t>2</w:t>
-            </w:r>
-          </w:p>
-        </w:tc>
-        <w:tc>
-          <w:tcPr>
-            <w:tcW w:type="dxa" w:w="3960"/>
-            <w:vAlign w:val="center"/>
-          </w:tcPr>
-          <w:p>
-            <w:pPr>
-              <w:spacing w:before="0" w:after="0" w:line="240" w:lineRule="auto"/>
-              <w:jc w:val="left"/>
-            </w:pPr>
-            <w:r>
-              <w:rPr>
-                <w:rFonts w:ascii="宋体" w:hAnsi="宋体" w:eastAsia="宋体"/>
-                <w:b w:val="0"/>
-                <w:sz w:val="17"/>
-              </w:rPr>
-              <w:t>2辩证法解释一切与废话？从联系、矛盾到实践.docx</w:t>
-            </w:r>
-          </w:p>
-        </w:tc>
-        <w:tc>
-          <w:tcPr>
-            <w:tcW w:type="dxa" w:w="2376"/>
-            <w:vAlign w:val="center"/>
           </w:tcPr>
           <w:p>
             <w:pPr>
@@ -389,6 +304,7 @@
           <w:tcPr>
             <w:tcW w:type="dxa" w:w="3528"/>
             <w:vAlign w:val="center"/>
+            <w:shd w:fill="F6F8FA"/>
           </w:tcPr>
           <w:p>
             <w:pPr>
@@ -425,7 +341,6 @@
           <w:tcPr>
             <w:tcW w:type="dxa" w:w="792"/>
             <w:vAlign w:val="center"/>
-            <w:shd w:fill="F6F8FA"/>
           </w:tcPr>
           <w:p>
             <w:pPr>
@@ -446,7 +361,6 @@
           <w:tcPr>
             <w:tcW w:type="dxa" w:w="3960"/>
             <w:vAlign w:val="center"/>
-            <w:shd w:fill="F6F8FA"/>
           </w:tcPr>
           <w:p>
             <w:pPr>
@@ -467,7 +381,6 @@
           <w:tcPr>
             <w:tcW w:type="dxa" w:w="2376"/>
             <w:vAlign w:val="center"/>
-            <w:shd w:fill="F6F8FA"/>
           </w:tcPr>
           <w:p>
             <w:pPr>
@@ -490,7 +403,6 @@
           <w:tcPr>
             <w:tcW w:type="dxa" w:w="3528"/>
             <w:vAlign w:val="center"/>
-            <w:shd w:fill="F6F8FA"/>
           </w:tcPr>
           <w:p>
             <w:pPr>
@@ -527,6 +439,7 @@
           <w:tcPr>
             <w:tcW w:type="dxa" w:w="792"/>
             <w:vAlign w:val="center"/>
+            <w:shd w:fill="F6F8FA"/>
           </w:tcPr>
           <w:p>
             <w:pPr>
@@ -547,6 +460,7 @@
           <w:tcPr>
             <w:tcW w:type="dxa" w:w="3960"/>
             <w:vAlign w:val="center"/>
+            <w:shd w:fill="F6F8FA"/>
           </w:tcPr>
           <w:p>
             <w:pPr>
@@ -567,6 +481,7 @@
           <w:tcPr>
             <w:tcW w:type="dxa" w:w="2376"/>
             <w:vAlign w:val="center"/>
+            <w:shd w:fill="F6F8FA"/>
           </w:tcPr>
           <w:p>
             <w:pPr>
@@ -589,6 +504,7 @@
           <w:tcPr>
             <w:tcW w:type="dxa" w:w="3528"/>
             <w:vAlign w:val="center"/>
+            <w:shd w:fill="F6F8FA"/>
           </w:tcPr>
           <w:p>
             <w:pPr>
@@ -625,7 +541,6 @@
           <w:tcPr>
             <w:tcW w:type="dxa" w:w="792"/>
             <w:vAlign w:val="center"/>
-            <w:shd w:fill="F6F8FA"/>
           </w:tcPr>
           <w:p>
             <w:pPr>
@@ -646,7 +561,6 @@
           <w:tcPr>
             <w:tcW w:type="dxa" w:w="3960"/>
             <w:vAlign w:val="center"/>
-            <w:shd w:fill="F6F8FA"/>
           </w:tcPr>
           <w:p>
             <w:pPr>
@@ -669,7 +583,6 @@
           <w:tcPr>
             <w:tcW w:type="dxa" w:w="2376"/>
             <w:vAlign w:val="center"/>
-            <w:shd w:fill="F6F8FA"/>
           </w:tcPr>
           <w:p>
             <w:pPr>
@@ -692,7 +605,6 @@
           <w:tcPr>
             <w:tcW w:type="dxa" w:w="3528"/>
             <w:vAlign w:val="center"/>
-            <w:shd w:fill="F6F8FA"/>
           </w:tcPr>
           <w:p>
             <w:pPr>
@@ -729,6 +641,7 @@
           <w:tcPr>
             <w:tcW w:type="dxa" w:w="792"/>
             <w:vAlign w:val="center"/>
+            <w:shd w:fill="F6F8FA"/>
           </w:tcPr>
           <w:p>
             <w:pPr>
@@ -749,6 +662,7 @@
           <w:tcPr>
             <w:tcW w:type="dxa" w:w="3960"/>
             <w:vAlign w:val="center"/>
+            <w:shd w:fill="F6F8FA"/>
           </w:tcPr>
           <w:p>
             <w:pPr>
@@ -769,6 +683,7 @@
           <w:tcPr>
             <w:tcW w:type="dxa" w:w="2376"/>
             <w:vAlign w:val="center"/>
+            <w:shd w:fill="F6F8FA"/>
           </w:tcPr>
           <w:p>
             <w:pPr>
@@ -791,6 +706,7 @@
           <w:tcPr>
             <w:tcW w:type="dxa" w:w="3528"/>
             <w:vAlign w:val="center"/>
+            <w:shd w:fill="F6F8FA"/>
           </w:tcPr>
           <w:p>
             <w:pPr>
@@ -827,7 +743,6 @@
           <w:tcPr>
             <w:tcW w:type="dxa" w:w="792"/>
             <w:vAlign w:val="center"/>
-            <w:shd w:fill="F6F8FA"/>
           </w:tcPr>
           <w:p>
             <w:pPr>
@@ -848,7 +763,6 @@
           <w:tcPr>
             <w:tcW w:type="dxa" w:w="3960"/>
             <w:vAlign w:val="center"/>
-            <w:shd w:fill="F6F8FA"/>
           </w:tcPr>
           <w:p>
             <w:pPr>
@@ -869,7 +783,6 @@
           <w:tcPr>
             <w:tcW w:type="dxa" w:w="2376"/>
             <w:vAlign w:val="center"/>
-            <w:shd w:fill="F6F8FA"/>
           </w:tcPr>
           <w:p>
             <w:pPr>
@@ -892,7 +805,6 @@
           <w:tcPr>
             <w:tcW w:type="dxa" w:w="3528"/>
             <w:vAlign w:val="center"/>
-            <w:shd w:fill="F6F8FA"/>
           </w:tcPr>
           <w:p>
             <w:pPr>
@@ -929,6 +841,7 @@
           <w:tcPr>
             <w:tcW w:type="dxa" w:w="792"/>
             <w:vAlign w:val="center"/>
+            <w:shd w:fill="F6F8FA"/>
           </w:tcPr>
           <w:p>
             <w:pPr>
@@ -949,6 +862,7 @@
           <w:tcPr>
             <w:tcW w:type="dxa" w:w="3960"/>
             <w:vAlign w:val="center"/>
+            <w:shd w:fill="F6F8FA"/>
           </w:tcPr>
           <w:p>
             <w:pPr>
@@ -969,6 +883,7 @@
           <w:tcPr>
             <w:tcW w:type="dxa" w:w="2376"/>
             <w:vAlign w:val="center"/>
+            <w:shd w:fill="F6F8FA"/>
           </w:tcPr>
           <w:p>
             <w:pPr>
@@ -991,6 +906,7 @@
           <w:tcPr>
             <w:tcW w:type="dxa" w:w="3528"/>
             <w:vAlign w:val="center"/>
+            <w:shd w:fill="F6F8FA"/>
           </w:tcPr>
           <w:p>
             <w:pPr>
@@ -1027,7 +943,6 @@
           <w:tcPr>
             <w:tcW w:type="dxa" w:w="792"/>
             <w:vAlign w:val="center"/>
-            <w:shd w:fill="F6F8FA"/>
           </w:tcPr>
           <w:p>
             <w:pPr>
@@ -1048,7 +963,6 @@
           <w:tcPr>
             <w:tcW w:type="dxa" w:w="3960"/>
             <w:vAlign w:val="center"/>
-            <w:shd w:fill="F6F8FA"/>
           </w:tcPr>
           <w:p>
             <w:pPr>
@@ -1069,7 +983,6 @@
           <w:tcPr>
             <w:tcW w:type="dxa" w:w="2376"/>
             <w:vAlign w:val="center"/>
-            <w:shd w:fill="F6F8FA"/>
           </w:tcPr>
           <w:p>
             <w:pPr>
@@ -1092,7 +1005,6 @@
           <w:tcPr>
             <w:tcW w:type="dxa" w:w="3528"/>
             <w:vAlign w:val="center"/>
-            <w:shd w:fill="F6F8FA"/>
           </w:tcPr>
           <w:p>
             <w:pPr>
@@ -1120,90 +1032,6 @@
                 <w:sz w:val="15"/>
               </w:rPr>
               <w:t>原文：https://www.zhihu.com/question/2046908069637051967/answer/2046965134652975037</w:t>
-            </w:r>
-          </w:p>
-        </w:tc>
-      </w:tr>
-      <w:tr>
-        <w:tc>
-          <w:tcPr>
-            <w:tcW w:type="dxa" w:w="792"/>
-            <w:vAlign w:val="center"/>
-          </w:tcPr>
-          <w:p>
-            <w:pPr>
-              <w:spacing w:before="0" w:after="0" w:line="240" w:lineRule="auto"/>
-              <w:jc w:val="center"/>
-            </w:pPr>
-            <w:r>
-              <w:rPr>
-                <w:rFonts w:ascii="宋体" w:hAnsi="宋体" w:eastAsia="宋体"/>
-                <w:b w:val="0"/>
-                <w:sz w:val="17"/>
-              </w:rPr>
-              <w:t>9.1</w:t>
-            </w:r>
-          </w:p>
-        </w:tc>
-        <w:tc>
-          <w:tcPr>
-            <w:tcW w:type="dxa" w:w="3960"/>
-            <w:vAlign w:val="center"/>
-          </w:tcPr>
-          <w:p>
-            <w:pPr>
-              <w:spacing w:before="0" w:after="0" w:line="240" w:lineRule="auto"/>
-              <w:jc w:val="left"/>
-            </w:pPr>
-            <w:r>
-              <w:rPr>
-                <w:rFonts w:ascii="宋体" w:hAnsi="宋体" w:eastAsia="宋体"/>
-                <w:b w:val="0"/>
-                <w:sz w:val="17"/>
-              </w:rPr>
-              <w:t>2026-9.1自我接纳：四块拆成可勾选项.docx</w:t>
-            </w:r>
-          </w:p>
-        </w:tc>
-        <w:tc>
-          <w:tcPr>
-            <w:tcW w:type="dxa" w:w="2376"/>
-            <w:vAlign w:val="center"/>
-          </w:tcPr>
-          <w:p>
-            <w:pPr>
-              <w:spacing w:before="0" w:after="0" w:line="240" w:lineRule="auto"/>
-              <w:jc w:val="left"/>
-            </w:pPr>
-            <w:r>
-              <w:rPr>
-                <w:rFonts w:ascii="宋体" w:hAnsi="宋体" w:eastAsia="宋体"/>
-                <w:b w:val="0"/>
-                <w:sz w:val="17"/>
-              </w:rPr>
-              <w:t>发布：2026-06-07（沿用主文章首次发布）</w:t>
-              <w:br/>
-              <w:t>编辑：2026-10-04（按第9篇拆维度，非原文改写）</w:t>
-            </w:r>
-          </w:p>
-        </w:tc>
-        <w:tc>
-          <w:tcPr>
-            <w:tcW w:type="dxa" w:w="3528"/>
-            <w:vAlign w:val="center"/>
-          </w:tcPr>
-          <w:p>
-            <w:pPr>
-              <w:spacing w:before="0" w:after="0" w:line="240" w:lineRule="auto"/>
-              <w:jc w:val="left"/>
-            </w:pPr>
-            <w:r>
-              <w:rPr>
-                <w:rFonts w:ascii="宋体" w:hAnsi="宋体" w:eastAsia="宋体"/>
-                <w:b w:val="0"/>
-                <w:sz w:val="17"/>
-              </w:rPr>
-              <w:t>约924字｜0个标题｜35段｜已生成｜分支｜只展开1与2开头｜3、4待命｜不附链接</w:t>
             </w:r>
           </w:p>
         </w:tc>
@@ -1608,6 +1436,280 @@
           </w:p>
         </w:tc>
       </w:tr>
+      <w:tr>
+        <w:tc>
+          <w:tcPr>
+            <w:tcW w:type="dxa" w:w="792"/>
+            <w:vAlign w:val="center"/>
+            <w:shd w:fill="F6F8FA"/>
+          </w:tcPr>
+          <w:p>
+            <w:pPr>
+              <w:spacing w:before="0" w:after="0" w:line="240" w:lineRule="auto"/>
+              <w:jc w:val="center"/>
+            </w:pPr>
+            <w:r>
+              <w:rPr>
+                <w:rFonts w:ascii="宋体" w:hAnsi="宋体" w:eastAsia="宋体"/>
+                <w:b w:val="0"/>
+                <w:sz w:val="17"/>
+              </w:rPr>
+              <w:t>1.8</w:t>
+            </w:r>
+          </w:p>
+        </w:tc>
+        <w:tc>
+          <w:tcPr>
+            <w:tcW w:type="dxa" w:w="3960"/>
+            <w:vAlign w:val="center"/>
+            <w:shd w:fill="F6F8FA"/>
+          </w:tcPr>
+          <w:p>
+            <w:pPr>
+              <w:spacing w:before="0" w:after="0" w:line="240" w:lineRule="auto"/>
+              <w:jc w:val="left"/>
+            </w:pPr>
+            <w:r>
+              <w:rPr>
+                <w:rFonts w:ascii="宋体" w:hAnsi="宋体" w:eastAsia="宋体"/>
+                <w:b w:val="0"/>
+                <w:sz w:val="17"/>
+              </w:rPr>
+              <w:t>2022-1.8处理关系：亲密关系与《进化心理学》摘录.docx</w:t>
+            </w:r>
+          </w:p>
+        </w:tc>
+        <w:tc>
+          <w:tcPr>
+            <w:tcW w:type="dxa" w:w="2376"/>
+            <w:vAlign w:val="center"/>
+            <w:shd w:fill="F6F8FA"/>
+          </w:tcPr>
+          <w:p>
+            <w:pPr>
+              <w:spacing w:before="0" w:after="0" w:line="240" w:lineRule="auto"/>
+              <w:jc w:val="left"/>
+            </w:pPr>
+            <w:r>
+              <w:rPr>
+                <w:rFonts w:ascii="宋体" w:hAnsi="宋体" w:eastAsia="宋体"/>
+                <w:b w:val="0"/>
+                <w:sz w:val="17"/>
+              </w:rPr>
+              <w:t>发布：2022-03（沿用主文章首次发布时间）</w:t>
+              <w:br/>
+              <w:t>编辑：未知（分支截图未显示）</w:t>
+            </w:r>
+          </w:p>
+        </w:tc>
+        <w:tc>
+          <w:tcPr>
+            <w:tcW w:type="dxa" w:w="3528"/>
+            <w:vAlign w:val="center"/>
+            <w:shd w:fill="F6F8FA"/>
+          </w:tcPr>
+          <w:p>
+            <w:pPr>
+              <w:spacing w:before="0" w:after="0" w:line="240" w:lineRule="auto"/>
+              <w:jc w:val="left"/>
+            </w:pPr>
+            <w:r>
+              <w:rPr>
+                <w:rFonts w:ascii="宋体" w:hAnsi="宋体" w:eastAsia="宋体"/>
+                <w:b w:val="0"/>
+                <w:sz w:val="17"/>
+              </w:rPr>
+              <w:t>约1,099字｜3个标题｜22段｜已生成｜分支不附链接</w:t>
+            </w:r>
+          </w:p>
+        </w:tc>
+      </w:tr>
+      <w:tr>
+        <w:tc>
+          <w:tcPr>
+            <w:tcW w:type="dxa" w:w="792"/>
+            <w:vAlign w:val="center"/>
+          </w:tcPr>
+          <w:p>
+            <w:pPr>
+              <w:spacing w:before="0" w:after="0" w:line="240" w:lineRule="auto"/>
+              <w:jc w:val="center"/>
+            </w:pPr>
+            <w:r>
+              <w:rPr>
+                <w:rFonts w:ascii="宋体" w:hAnsi="宋体" w:eastAsia="宋体"/>
+                <w:b w:val="0"/>
+                <w:sz w:val="17"/>
+              </w:rPr>
+              <w:t>9.1</w:t>
+            </w:r>
+          </w:p>
+        </w:tc>
+        <w:tc>
+          <w:tcPr>
+            <w:tcW w:type="dxa" w:w="3960"/>
+            <w:vAlign w:val="center"/>
+          </w:tcPr>
+          <w:p>
+            <w:pPr>
+              <w:spacing w:before="0" w:after="0" w:line="240" w:lineRule="auto"/>
+              <w:jc w:val="left"/>
+            </w:pPr>
+            <w:r>
+              <w:rPr>
+                <w:rFonts w:ascii="宋体" w:hAnsi="宋体" w:eastAsia="宋体"/>
+                <w:b w:val="0"/>
+                <w:sz w:val="17"/>
+              </w:rPr>
+              <w:t>2026-9.1自我接纳：四块拆成可勾选项.docx</w:t>
+            </w:r>
+          </w:p>
+        </w:tc>
+        <w:tc>
+          <w:tcPr>
+            <w:tcW w:type="dxa" w:w="2376"/>
+            <w:vAlign w:val="center"/>
+          </w:tcPr>
+          <w:p>
+            <w:pPr>
+              <w:spacing w:before="0" w:after="0" w:line="240" w:lineRule="auto"/>
+              <w:jc w:val="left"/>
+            </w:pPr>
+            <w:r>
+              <w:rPr>
+                <w:rFonts w:ascii="宋体" w:hAnsi="宋体" w:eastAsia="宋体"/>
+                <w:b w:val="0"/>
+                <w:sz w:val="17"/>
+              </w:rPr>
+              <w:t>发布：2026-06-07（沿用主文章首次发布）</w:t>
+              <w:br/>
+              <w:t>编辑：2026-10-04（按第9篇拆维度，非原文改写）</w:t>
+            </w:r>
+          </w:p>
+        </w:tc>
+        <w:tc>
+          <w:tcPr>
+            <w:tcW w:type="dxa" w:w="3528"/>
+            <w:vAlign w:val="center"/>
+          </w:tcPr>
+          <w:p>
+            <w:pPr>
+              <w:spacing w:before="0" w:after="0" w:line="240" w:lineRule="auto"/>
+              <w:jc w:val="left"/>
+            </w:pPr>
+            <w:r>
+              <w:rPr>
+                <w:rFonts w:ascii="宋体" w:hAnsi="宋体" w:eastAsia="宋体"/>
+                <w:b w:val="0"/>
+                <w:sz w:val="17"/>
+              </w:rPr>
+              <w:t>约924字｜0个标题｜35段｜已生成｜分支｜只展开1与2开头｜3、4待命｜不附链接</w:t>
+            </w:r>
+          </w:p>
+        </w:tc>
+      </w:tr>
+      <w:tr>
+        <w:tc>
+          <w:tcPr>
+            <w:tcW w:type="dxa" w:w="792"/>
+            <w:vAlign w:val="center"/>
+            <w:shd w:fill="F6F8FA"/>
+          </w:tcPr>
+          <w:p>
+            <w:pPr>
+              <w:spacing w:before="0" w:after="0" w:line="240" w:lineRule="auto"/>
+              <w:jc w:val="center"/>
+            </w:pPr>
+            <w:r>
+              <w:rPr>
+                <w:rFonts w:ascii="宋体" w:hAnsi="宋体" w:eastAsia="宋体"/>
+                <w:b w:val="0"/>
+                <w:sz w:val="17"/>
+              </w:rPr>
+              <w:t>14</w:t>
+            </w:r>
+          </w:p>
+        </w:tc>
+        <w:tc>
+          <w:tcPr>
+            <w:tcW w:type="dxa" w:w="3960"/>
+            <w:vAlign w:val="center"/>
+            <w:shd w:fill="F6F8FA"/>
+          </w:tcPr>
+          <w:p>
+            <w:pPr>
+              <w:spacing w:before="0" w:after="0" w:line="240" w:lineRule="auto"/>
+              <w:jc w:val="left"/>
+            </w:pPr>
+            <w:r>
+              <w:rPr>
+                <w:rFonts w:ascii="宋体" w:hAnsi="宋体" w:eastAsia="宋体"/>
+                <w:b w:val="0"/>
+                <w:sz w:val="17"/>
+              </w:rPr>
+              <w:t>14[技术面]帖子爆火 服务于大众的煽动情绪能力，是一门技术活，功利者得.docx</w:t>
+            </w:r>
+          </w:p>
+        </w:tc>
+        <w:tc>
+          <w:tcPr>
+            <w:tcW w:type="dxa" w:w="2376"/>
+            <w:vAlign w:val="center"/>
+            <w:shd w:fill="F6F8FA"/>
+          </w:tcPr>
+          <w:p>
+            <w:pPr>
+              <w:spacing w:before="0" w:after="0" w:line="240" w:lineRule="auto"/>
+              <w:jc w:val="left"/>
+            </w:pPr>
+            <w:r>
+              <w:rPr>
+                <w:rFonts w:ascii="宋体" w:hAnsi="宋体" w:eastAsia="宋体"/>
+                <w:b w:val="0"/>
+                <w:sz w:val="17"/>
+              </w:rPr>
+              <w:t>发布：2026-07-26 15:19（截图，北京）</w:t>
+              <w:br/>
+              <w:t>编辑：未见（截图仅有发布于）</w:t>
+            </w:r>
+          </w:p>
+        </w:tc>
+        <w:tc>
+          <w:tcPr>
+            <w:tcW w:type="dxa" w:w="3528"/>
+            <w:vAlign w:val="center"/>
+            <w:shd w:fill="F6F8FA"/>
+          </w:tcPr>
+          <w:p>
+            <w:pPr>
+              <w:spacing w:before="0" w:after="0" w:line="240" w:lineRule="auto"/>
+              <w:jc w:val="left"/>
+            </w:pPr>
+            <w:r>
+              <w:rPr>
+                <w:rFonts w:ascii="宋体" w:hAnsi="宋体" w:eastAsia="宋体"/>
+                <w:b w:val="0"/>
+                <w:sz w:val="17"/>
+              </w:rPr>
+              <w:t>约1,463字｜0个标题｜31段｜已生成｜ai评论分指令｜DOCX在目录根｜截图去掉右边栏｜问题描述未见｜5条评论已贴图未转录｜2条回复未展开未编造</w:t>
+            </w:r>
+          </w:p>
+          <w:p>
+            <w:pPr>
+              <w:spacing w:before="0" w:after="0" w:line="240" w:lineRule="auto"/>
+            </w:pPr>
+            <w:r>
+              <w:rPr>
+                <w:rFonts w:ascii="宋体" w:hAnsi="宋体" w:eastAsia="宋体"/>
+                <w:b w:val="0"/>
+                <w:color w:val="2E74B5"/>
+                <w:sz w:val="15"/>
+              </w:rPr>
+              <w:t>原文：https://www.zhihu.com/question/2021526351014892676/answer/2064731652522357991</w:t>
+            </w:r>
+          </w:p>
+        </w:tc>
+      </w:tr>
     </w:tbl>
     <w:p/>
     <w:p>

--- a/files/YaoZHIhu/姚勇文章目录/姚勇文章目录.docx
+++ b/files/YaoZHIhu/姚勇文章目录/姚勇文章目录.docx
@@ -29,7 +29,7 @@
           <w:color w:val="5F6368"/>
           <w:sz w:val="16"/>
         </w:rPr>
-        <w:t>登记 14 篇｜已生成 14 篇｜更新 2026-10-08 22:45 UTC｜口令：“收录姚勇文章”</w:t>
+        <w:t>登记 15 篇｜已生成 15 篇｜更新 2026-10-24 06:50 UTC｜口令：“收录姚勇文章”</w:t>
       </w:r>
     </w:p>
     <w:tbl>
@@ -1510,6 +1510,104 @@
           </w:p>
         </w:tc>
       </w:tr>
+      <w:tr>
+        <w:tc>
+          <w:tcPr>
+            <w:tcW w:type="dxa" w:w="792"/>
+            <w:vAlign w:val="center"/>
+          </w:tcPr>
+          <w:p>
+            <w:pPr>
+              <w:spacing w:before="0" w:after="0" w:line="240" w:lineRule="auto"/>
+              <w:jc w:val="center"/>
+            </w:pPr>
+            <w:r>
+              <w:rPr>
+                <w:rFonts w:ascii="宋体" w:hAnsi="宋体" w:eastAsia="宋体"/>
+                <w:b w:val="0"/>
+                <w:sz w:val="17"/>
+              </w:rPr>
+              <w:t>13</w:t>
+            </w:r>
+          </w:p>
+        </w:tc>
+        <w:tc>
+          <w:tcPr>
+            <w:tcW w:type="dxa" w:w="3960"/>
+            <w:vAlign w:val="center"/>
+          </w:tcPr>
+          <w:p>
+            <w:pPr>
+              <w:spacing w:before="0" w:after="0" w:line="240" w:lineRule="auto"/>
+              <w:jc w:val="left"/>
+            </w:pPr>
+            <w:r>
+              <w:rPr>
+                <w:rFonts w:ascii="宋体" w:hAnsi="宋体" w:eastAsia="宋体"/>
+                <w:b w:val="0"/>
+                <w:sz w:val="17"/>
+              </w:rPr>
+              <w:t>13《我的大叔》：没离婚也没和至安在一起.docx</w:t>
+            </w:r>
+          </w:p>
+        </w:tc>
+        <w:tc>
+          <w:tcPr>
+            <w:tcW w:type="dxa" w:w="2376"/>
+            <w:vAlign w:val="center"/>
+          </w:tcPr>
+          <w:p>
+            <w:pPr>
+              <w:spacing w:before="0" w:after="0" w:line="240" w:lineRule="auto"/>
+              <w:jc w:val="left"/>
+            </w:pPr>
+            <w:r>
+              <w:rPr>
+                <w:rFonts w:ascii="宋体" w:hAnsi="宋体" w:eastAsia="宋体"/>
+                <w:b w:val="0"/>
+                <w:sz w:val="17"/>
+              </w:rPr>
+              <w:t>发布：2024-1（正文标题；截图未见首次发布时刻）</w:t>
+              <w:br/>
+              <w:t>编辑：2024-01-04 08:50（截图，日本）</w:t>
+            </w:r>
+          </w:p>
+        </w:tc>
+        <w:tc>
+          <w:tcPr>
+            <w:tcW w:type="dxa" w:w="3528"/>
+            <w:vAlign w:val="center"/>
+          </w:tcPr>
+          <w:p>
+            <w:pPr>
+              <w:spacing w:before="0" w:after="0" w:line="240" w:lineRule="auto"/>
+              <w:jc w:val="left"/>
+            </w:pPr>
+            <w:r>
+              <w:rPr>
+                <w:rFonts w:ascii="宋体" w:hAnsi="宋体" w:eastAsia="宋体"/>
+                <w:b w:val="0"/>
+                <w:sz w:val="17"/>
+              </w:rPr>
+              <w:t>约3,557字｜0个标题｜55段｜已生成｜ai评论分指令｜DOCX在目录根｜PDF去掉右边栏与更多回答｜问题描述与回答评论区未见未编造</w:t>
+            </w:r>
+          </w:p>
+          <w:p>
+            <w:pPr>
+              <w:spacing w:before="0" w:after="0" w:line="240" w:lineRule="auto"/>
+            </w:pPr>
+            <w:r>
+              <w:rPr>
+                <w:rFonts w:ascii="宋体" w:hAnsi="宋体" w:eastAsia="宋体"/>
+                <w:b w:val="0"/>
+                <w:color w:val="2E74B5"/>
+                <w:sz w:val="15"/>
+              </w:rPr>
+              <w:t>原文：https://www.zhihu.com/question/277634234/answer/2885588791</w:t>
+            </w:r>
+          </w:p>
+        </w:tc>
+      </w:tr>
     </w:tbl>
     <w:p/>
     <w:p>

--- a/files/YaoZHIhu/姚勇文章目录/姚勇文章目录.docx
+++ b/files/YaoZHIhu/姚勇文章目录/姚勇文章目录.docx
@@ -29,7 +29,7 @@
           <w:color w:val="5F6368"/>
           <w:sz w:val="16"/>
         </w:rPr>
-        <w:t>登记 16 篇｜已生成 16 篇｜更新 2026-10-24 07:10 UTC｜口令：“收录姚勇文章”</w:t>
+        <w:t>登记 16 篇｜已生成 16 篇｜更新 2026-10-25 08:30 UTC｜口令：“收录姚勇文章”</w:t>
       </w:r>
     </w:p>
     <w:tbl>
@@ -252,7 +252,7 @@
                 <w:b w:val="0"/>
                 <w:sz w:val="17"/>
               </w:rPr>
-              <w:t>2</w:t>
+              <w:t>1.8</w:t>
             </w:r>
           </w:p>
         </w:tc>
@@ -273,6 +273,92 @@
                 <w:b w:val="0"/>
                 <w:sz w:val="17"/>
               </w:rPr>
+              <w:t>2022-1.8处理关系：亲密关系与《进化心理学》摘录.docx</w:t>
+            </w:r>
+          </w:p>
+        </w:tc>
+        <w:tc>
+          <w:tcPr>
+            <w:tcW w:type="dxa" w:w="2376"/>
+            <w:vAlign w:val="center"/>
+            <w:shd w:fill="F6F8FA"/>
+          </w:tcPr>
+          <w:p>
+            <w:pPr>
+              <w:spacing w:before="0" w:after="0" w:line="240" w:lineRule="auto"/>
+              <w:jc w:val="left"/>
+            </w:pPr>
+            <w:r>
+              <w:rPr>
+                <w:rFonts w:ascii="宋体" w:hAnsi="宋体" w:eastAsia="宋体"/>
+                <w:b w:val="0"/>
+                <w:sz w:val="17"/>
+              </w:rPr>
+              <w:t>发布：2022-03（沿用主文章首次发布时间）</w:t>
+              <w:br/>
+              <w:t>编辑：未知（分支截图未显示）</w:t>
+            </w:r>
+          </w:p>
+        </w:tc>
+        <w:tc>
+          <w:tcPr>
+            <w:tcW w:type="dxa" w:w="3528"/>
+            <w:vAlign w:val="center"/>
+            <w:shd w:fill="F6F8FA"/>
+          </w:tcPr>
+          <w:p>
+            <w:pPr>
+              <w:spacing w:before="0" w:after="0" w:line="240" w:lineRule="auto"/>
+              <w:jc w:val="left"/>
+            </w:pPr>
+            <w:r>
+              <w:rPr>
+                <w:rFonts w:ascii="宋体" w:hAnsi="宋体" w:eastAsia="宋体"/>
+                <w:b w:val="0"/>
+                <w:sz w:val="17"/>
+              </w:rPr>
+              <w:t>约1,099字｜3个标题｜22段｜已生成｜分支不附链接</w:t>
+            </w:r>
+          </w:p>
+        </w:tc>
+      </w:tr>
+      <w:tr>
+        <w:tc>
+          <w:tcPr>
+            <w:tcW w:type="dxa" w:w="792"/>
+            <w:vAlign w:val="center"/>
+          </w:tcPr>
+          <w:p>
+            <w:pPr>
+              <w:spacing w:before="0" w:after="0" w:line="240" w:lineRule="auto"/>
+              <w:jc w:val="center"/>
+            </w:pPr>
+            <w:r>
+              <w:rPr>
+                <w:rFonts w:ascii="宋体" w:hAnsi="宋体" w:eastAsia="宋体"/>
+                <w:b w:val="0"/>
+                <w:sz w:val="17"/>
+              </w:rPr>
+              <w:t>2</w:t>
+            </w:r>
+          </w:p>
+        </w:tc>
+        <w:tc>
+          <w:tcPr>
+            <w:tcW w:type="dxa" w:w="3960"/>
+            <w:vAlign w:val="center"/>
+          </w:tcPr>
+          <w:p>
+            <w:pPr>
+              <w:spacing w:before="0" w:after="0" w:line="240" w:lineRule="auto"/>
+              <w:jc w:val="left"/>
+            </w:pPr>
+            <w:r>
+              <w:rPr>
+                <w:rFonts w:ascii="宋体" w:hAnsi="宋体" w:eastAsia="宋体"/>
+                <w:b w:val="0"/>
+                <w:sz w:val="17"/>
+              </w:rPr>
               <w:t>2辩证法解释一切与废话？从联系、矛盾到实践.docx</w:t>
             </w:r>
           </w:p>
@@ -281,7 +367,6 @@
           <w:tcPr>
             <w:tcW w:type="dxa" w:w="2376"/>
             <w:vAlign w:val="center"/>
-            <w:shd w:fill="F6F8FA"/>
           </w:tcPr>
           <w:p>
             <w:pPr>
@@ -304,7 +389,6 @@
           <w:tcPr>
             <w:tcW w:type="dxa" w:w="3528"/>
             <w:vAlign w:val="center"/>
-            <w:shd w:fill="F6F8FA"/>
           </w:tcPr>
           <w:p>
             <w:pPr>
@@ -341,6 +425,7 @@
           <w:tcPr>
             <w:tcW w:type="dxa" w:w="792"/>
             <w:vAlign w:val="center"/>
+            <w:shd w:fill="F6F8FA"/>
           </w:tcPr>
           <w:p>
             <w:pPr>
@@ -361,6 +446,7 @@
           <w:tcPr>
             <w:tcW w:type="dxa" w:w="3960"/>
             <w:vAlign w:val="center"/>
+            <w:shd w:fill="F6F8FA"/>
           </w:tcPr>
           <w:p>
             <w:pPr>
@@ -381,6 +467,7 @@
           <w:tcPr>
             <w:tcW w:type="dxa" w:w="2376"/>
             <w:vAlign w:val="center"/>
+            <w:shd w:fill="F6F8FA"/>
           </w:tcPr>
           <w:p>
             <w:pPr>
@@ -403,6 +490,7 @@
           <w:tcPr>
             <w:tcW w:type="dxa" w:w="3528"/>
             <w:vAlign w:val="center"/>
+            <w:shd w:fill="F6F8FA"/>
           </w:tcPr>
           <w:p>
             <w:pPr>
@@ -439,7 +527,6 @@
           <w:tcPr>
             <w:tcW w:type="dxa" w:w="792"/>
             <w:vAlign w:val="center"/>
-            <w:shd w:fill="F6F8FA"/>
           </w:tcPr>
           <w:p>
             <w:pPr>
@@ -460,7 +547,6 @@
           <w:tcPr>
             <w:tcW w:type="dxa" w:w="3960"/>
             <w:vAlign w:val="center"/>
-            <w:shd w:fill="F6F8FA"/>
           </w:tcPr>
           <w:p>
             <w:pPr>
@@ -481,7 +567,6 @@
           <w:tcPr>
             <w:tcW w:type="dxa" w:w="2376"/>
             <w:vAlign w:val="center"/>
-            <w:shd w:fill="F6F8FA"/>
           </w:tcPr>
           <w:p>
             <w:pPr>
@@ -504,7 +589,6 @@
           <w:tcPr>
             <w:tcW w:type="dxa" w:w="3528"/>
             <w:vAlign w:val="center"/>
-            <w:shd w:fill="F6F8FA"/>
           </w:tcPr>
           <w:p>
             <w:pPr>
@@ -541,6 +625,7 @@
           <w:tcPr>
             <w:tcW w:type="dxa" w:w="792"/>
             <w:vAlign w:val="center"/>
+            <w:shd w:fill="F6F8FA"/>
           </w:tcPr>
           <w:p>
             <w:pPr>
@@ -561,6 +646,7 @@
           <w:tcPr>
             <w:tcW w:type="dxa" w:w="3960"/>
             <w:vAlign w:val="center"/>
+            <w:shd w:fill="F6F8FA"/>
           </w:tcPr>
           <w:p>
             <w:pPr>
@@ -583,6 +669,7 @@
           <w:tcPr>
             <w:tcW w:type="dxa" w:w="2376"/>
             <w:vAlign w:val="center"/>
+            <w:shd w:fill="F6F8FA"/>
           </w:tcPr>
           <w:p>
             <w:pPr>
@@ -605,6 +692,7 @@
           <w:tcPr>
             <w:tcW w:type="dxa" w:w="3528"/>
             <w:vAlign w:val="center"/>
+            <w:shd w:fill="F6F8FA"/>
           </w:tcPr>
           <w:p>
             <w:pPr>
@@ -641,7 +729,6 @@
           <w:tcPr>
             <w:tcW w:type="dxa" w:w="792"/>
             <w:vAlign w:val="center"/>
-            <w:shd w:fill="F6F8FA"/>
           </w:tcPr>
           <w:p>
             <w:pPr>
@@ -662,7 +749,6 @@
           <w:tcPr>
             <w:tcW w:type="dxa" w:w="3960"/>
             <w:vAlign w:val="center"/>
-            <w:shd w:fill="F6F8FA"/>
           </w:tcPr>
           <w:p>
             <w:pPr>
@@ -683,7 +769,6 @@
           <w:tcPr>
             <w:tcW w:type="dxa" w:w="2376"/>
             <w:vAlign w:val="center"/>
-            <w:shd w:fill="F6F8FA"/>
           </w:tcPr>
           <w:p>
             <w:pPr>
@@ -706,7 +791,6 @@
           <w:tcPr>
             <w:tcW w:type="dxa" w:w="3528"/>
             <w:vAlign w:val="center"/>
-            <w:shd w:fill="F6F8FA"/>
           </w:tcPr>
           <w:p>
             <w:pPr>
@@ -743,6 +827,7 @@
           <w:tcPr>
             <w:tcW w:type="dxa" w:w="792"/>
             <w:vAlign w:val="center"/>
+            <w:shd w:fill="F6F8FA"/>
           </w:tcPr>
           <w:p>
             <w:pPr>
@@ -763,6 +848,7 @@
           <w:tcPr>
             <w:tcW w:type="dxa" w:w="3960"/>
             <w:vAlign w:val="center"/>
+            <w:shd w:fill="F6F8FA"/>
           </w:tcPr>
           <w:p>
             <w:pPr>
@@ -783,6 +869,7 @@
           <w:tcPr>
             <w:tcW w:type="dxa" w:w="2376"/>
             <w:vAlign w:val="center"/>
+            <w:shd w:fill="F6F8FA"/>
           </w:tcPr>
           <w:p>
             <w:pPr>
@@ -805,6 +892,7 @@
           <w:tcPr>
             <w:tcW w:type="dxa" w:w="3528"/>
             <w:vAlign w:val="center"/>
+            <w:shd w:fill="F6F8FA"/>
           </w:tcPr>
           <w:p>
             <w:pPr>
@@ -841,7 +929,6 @@
           <w:tcPr>
             <w:tcW w:type="dxa" w:w="792"/>
             <w:vAlign w:val="center"/>
-            <w:shd w:fill="F6F8FA"/>
           </w:tcPr>
           <w:p>
             <w:pPr>
@@ -862,7 +949,6 @@
           <w:tcPr>
             <w:tcW w:type="dxa" w:w="3960"/>
             <w:vAlign w:val="center"/>
-            <w:shd w:fill="F6F8FA"/>
           </w:tcPr>
           <w:p>
             <w:pPr>
@@ -883,7 +969,6 @@
           <w:tcPr>
             <w:tcW w:type="dxa" w:w="2376"/>
             <w:vAlign w:val="center"/>
-            <w:shd w:fill="F6F8FA"/>
           </w:tcPr>
           <w:p>
             <w:pPr>
@@ -906,7 +991,6 @@
           <w:tcPr>
             <w:tcW w:type="dxa" w:w="3528"/>
             <w:vAlign w:val="center"/>
-            <w:shd w:fill="F6F8FA"/>
           </w:tcPr>
           <w:p>
             <w:pPr>
@@ -943,6 +1027,7 @@
           <w:tcPr>
             <w:tcW w:type="dxa" w:w="792"/>
             <w:vAlign w:val="center"/>
+            <w:shd w:fill="F6F8FA"/>
           </w:tcPr>
           <w:p>
             <w:pPr>
@@ -963,6 +1048,7 @@
           <w:tcPr>
             <w:tcW w:type="dxa" w:w="3960"/>
             <w:vAlign w:val="center"/>
+            <w:shd w:fill="F6F8FA"/>
           </w:tcPr>
           <w:p>
             <w:pPr>
@@ -983,6 +1069,7 @@
           <w:tcPr>
             <w:tcW w:type="dxa" w:w="2376"/>
             <w:vAlign w:val="center"/>
+            <w:shd w:fill="F6F8FA"/>
           </w:tcPr>
           <w:p>
             <w:pPr>
@@ -1005,6 +1092,7 @@
           <w:tcPr>
             <w:tcW w:type="dxa" w:w="3528"/>
             <w:vAlign w:val="center"/>
+            <w:shd w:fill="F6F8FA"/>
           </w:tcPr>
           <w:p>
             <w:pPr>
@@ -1032,6 +1120,90 @@
                 <w:sz w:val="15"/>
               </w:rPr>
               <w:t>原文：https://www.zhihu.com/question/2046908069637051967/answer/2046965134652975037</w:t>
+            </w:r>
+          </w:p>
+        </w:tc>
+      </w:tr>
+      <w:tr>
+        <w:tc>
+          <w:tcPr>
+            <w:tcW w:type="dxa" w:w="792"/>
+            <w:vAlign w:val="center"/>
+          </w:tcPr>
+          <w:p>
+            <w:pPr>
+              <w:spacing w:before="0" w:after="0" w:line="240" w:lineRule="auto"/>
+              <w:jc w:val="center"/>
+            </w:pPr>
+            <w:r>
+              <w:rPr>
+                <w:rFonts w:ascii="宋体" w:hAnsi="宋体" w:eastAsia="宋体"/>
+                <w:b w:val="0"/>
+                <w:sz w:val="17"/>
+              </w:rPr>
+              <w:t>9.1</w:t>
+            </w:r>
+          </w:p>
+        </w:tc>
+        <w:tc>
+          <w:tcPr>
+            <w:tcW w:type="dxa" w:w="3960"/>
+            <w:vAlign w:val="center"/>
+          </w:tcPr>
+          <w:p>
+            <w:pPr>
+              <w:spacing w:before="0" w:after="0" w:line="240" w:lineRule="auto"/>
+              <w:jc w:val="left"/>
+            </w:pPr>
+            <w:r>
+              <w:rPr>
+                <w:rFonts w:ascii="宋体" w:hAnsi="宋体" w:eastAsia="宋体"/>
+                <w:b w:val="0"/>
+                <w:sz w:val="17"/>
+              </w:rPr>
+              <w:t>2026-9.1自我接纳：四块拆成可勾选项.docx</w:t>
+            </w:r>
+          </w:p>
+        </w:tc>
+        <w:tc>
+          <w:tcPr>
+            <w:tcW w:type="dxa" w:w="2376"/>
+            <w:vAlign w:val="center"/>
+          </w:tcPr>
+          <w:p>
+            <w:pPr>
+              <w:spacing w:before="0" w:after="0" w:line="240" w:lineRule="auto"/>
+              <w:jc w:val="left"/>
+            </w:pPr>
+            <w:r>
+              <w:rPr>
+                <w:rFonts w:ascii="宋体" w:hAnsi="宋体" w:eastAsia="宋体"/>
+                <w:b w:val="0"/>
+                <w:sz w:val="17"/>
+              </w:rPr>
+              <w:t>发布：2026-06-07（沿用主文章首次发布）</w:t>
+              <w:br/>
+              <w:t>编辑：2026-10-04（按第9篇拆维度，非原文改写）</w:t>
+            </w:r>
+          </w:p>
+        </w:tc>
+        <w:tc>
+          <w:tcPr>
+            <w:tcW w:type="dxa" w:w="3528"/>
+            <w:vAlign w:val="center"/>
+          </w:tcPr>
+          <w:p>
+            <w:pPr>
+              <w:spacing w:before="0" w:after="0" w:line="240" w:lineRule="auto"/>
+              <w:jc w:val="left"/>
+            </w:pPr>
+            <w:r>
+              <w:rPr>
+                <w:rFonts w:ascii="宋体" w:hAnsi="宋体" w:eastAsia="宋体"/>
+                <w:b w:val="0"/>
+                <w:sz w:val="17"/>
+              </w:rPr>
+              <w:t>约924字｜0个标题｜35段｜已生成｜分支｜只展开1与2开头｜3、4待命｜不附链接</w:t>
             </w:r>
           </w:p>
         </w:tc>
@@ -1454,178 +1626,6 @@
                 <w:b w:val="0"/>
                 <w:sz w:val="17"/>
               </w:rPr>
-              <w:t>1.8</w:t>
-            </w:r>
-          </w:p>
-        </w:tc>
-        <w:tc>
-          <w:tcPr>
-            <w:tcW w:type="dxa" w:w="3960"/>
-            <w:vAlign w:val="center"/>
-            <w:shd w:fill="F6F8FA"/>
-          </w:tcPr>
-          <w:p>
-            <w:pPr>
-              <w:spacing w:before="0" w:after="0" w:line="240" w:lineRule="auto"/>
-              <w:jc w:val="left"/>
-            </w:pPr>
-            <w:r>
-              <w:rPr>
-                <w:rFonts w:ascii="宋体" w:hAnsi="宋体" w:eastAsia="宋体"/>
-                <w:b w:val="0"/>
-                <w:sz w:val="17"/>
-              </w:rPr>
-              <w:t>2022-1.8处理关系：亲密关系与《进化心理学》摘录.docx</w:t>
-            </w:r>
-          </w:p>
-        </w:tc>
-        <w:tc>
-          <w:tcPr>
-            <w:tcW w:type="dxa" w:w="2376"/>
-            <w:vAlign w:val="center"/>
-            <w:shd w:fill="F6F8FA"/>
-          </w:tcPr>
-          <w:p>
-            <w:pPr>
-              <w:spacing w:before="0" w:after="0" w:line="240" w:lineRule="auto"/>
-              <w:jc w:val="left"/>
-            </w:pPr>
-            <w:r>
-              <w:rPr>
-                <w:rFonts w:ascii="宋体" w:hAnsi="宋体" w:eastAsia="宋体"/>
-                <w:b w:val="0"/>
-                <w:sz w:val="17"/>
-              </w:rPr>
-              <w:t>发布：2022-03（沿用主文章首次发布时间）</w:t>
-              <w:br/>
-              <w:t>编辑：未知（分支截图未显示）</w:t>
-            </w:r>
-          </w:p>
-        </w:tc>
-        <w:tc>
-          <w:tcPr>
-            <w:tcW w:type="dxa" w:w="3528"/>
-            <w:vAlign w:val="center"/>
-            <w:shd w:fill="F6F8FA"/>
-          </w:tcPr>
-          <w:p>
-            <w:pPr>
-              <w:spacing w:before="0" w:after="0" w:line="240" w:lineRule="auto"/>
-              <w:jc w:val="left"/>
-            </w:pPr>
-            <w:r>
-              <w:rPr>
-                <w:rFonts w:ascii="宋体" w:hAnsi="宋体" w:eastAsia="宋体"/>
-                <w:b w:val="0"/>
-                <w:sz w:val="17"/>
-              </w:rPr>
-              <w:t>约1,099字｜3个标题｜22段｜已生成｜分支不附链接</w:t>
-            </w:r>
-          </w:p>
-        </w:tc>
-      </w:tr>
-      <w:tr>
-        <w:tc>
-          <w:tcPr>
-            <w:tcW w:type="dxa" w:w="792"/>
-            <w:vAlign w:val="center"/>
-          </w:tcPr>
-          <w:p>
-            <w:pPr>
-              <w:spacing w:before="0" w:after="0" w:line="240" w:lineRule="auto"/>
-              <w:jc w:val="center"/>
-            </w:pPr>
-            <w:r>
-              <w:rPr>
-                <w:rFonts w:ascii="宋体" w:hAnsi="宋体" w:eastAsia="宋体"/>
-                <w:b w:val="0"/>
-                <w:sz w:val="17"/>
-              </w:rPr>
-              <w:t>9.1</w:t>
-            </w:r>
-          </w:p>
-        </w:tc>
-        <w:tc>
-          <w:tcPr>
-            <w:tcW w:type="dxa" w:w="3960"/>
-            <w:vAlign w:val="center"/>
-          </w:tcPr>
-          <w:p>
-            <w:pPr>
-              <w:spacing w:before="0" w:after="0" w:line="240" w:lineRule="auto"/>
-              <w:jc w:val="left"/>
-            </w:pPr>
-            <w:r>
-              <w:rPr>
-                <w:rFonts w:ascii="宋体" w:hAnsi="宋体" w:eastAsia="宋体"/>
-                <w:b w:val="0"/>
-                <w:sz w:val="17"/>
-              </w:rPr>
-              <w:t>2026-9.1自我接纳：四块拆成可勾选项.docx</w:t>
-            </w:r>
-          </w:p>
-        </w:tc>
-        <w:tc>
-          <w:tcPr>
-            <w:tcW w:type="dxa" w:w="2376"/>
-            <w:vAlign w:val="center"/>
-          </w:tcPr>
-          <w:p>
-            <w:pPr>
-              <w:spacing w:before="0" w:after="0" w:line="240" w:lineRule="auto"/>
-              <w:jc w:val="left"/>
-            </w:pPr>
-            <w:r>
-              <w:rPr>
-                <w:rFonts w:ascii="宋体" w:hAnsi="宋体" w:eastAsia="宋体"/>
-                <w:b w:val="0"/>
-                <w:sz w:val="17"/>
-              </w:rPr>
-              <w:t>发布：2026-06-07（沿用主文章首次发布）</w:t>
-              <w:br/>
-              <w:t>编辑：2026-10-04（按第9篇拆维度，非原文改写）</w:t>
-            </w:r>
-          </w:p>
-        </w:tc>
-        <w:tc>
-          <w:tcPr>
-            <w:tcW w:type="dxa" w:w="3528"/>
-            <w:vAlign w:val="center"/>
-          </w:tcPr>
-          <w:p>
-            <w:pPr>
-              <w:spacing w:before="0" w:after="0" w:line="240" w:lineRule="auto"/>
-              <w:jc w:val="left"/>
-            </w:pPr>
-            <w:r>
-              <w:rPr>
-                <w:rFonts w:ascii="宋体" w:hAnsi="宋体" w:eastAsia="宋体"/>
-                <w:b w:val="0"/>
-                <w:sz w:val="17"/>
-              </w:rPr>
-              <w:t>约924字｜0个标题｜35段｜已生成｜分支｜只展开1与2开头｜3、4待命｜不附链接</w:t>
-            </w:r>
-          </w:p>
-        </w:tc>
-      </w:tr>
-      <w:tr>
-        <w:tc>
-          <w:tcPr>
-            <w:tcW w:type="dxa" w:w="792"/>
-            <w:vAlign w:val="center"/>
-            <w:shd w:fill="F6F8FA"/>
-          </w:tcPr>
-          <w:p>
-            <w:pPr>
-              <w:spacing w:before="0" w:after="0" w:line="240" w:lineRule="auto"/>
-              <w:jc w:val="center"/>
-            </w:pPr>
-            <w:r>
-              <w:rPr>
-                <w:rFonts w:ascii="宋体" w:hAnsi="宋体" w:eastAsia="宋体"/>
-                <w:b w:val="0"/>
-                <w:sz w:val="17"/>
-              </w:rPr>
               <w:t>14</w:t>
             </w:r>
           </w:p>

--- a/files/YaoZHIhu/姚勇文章目录/姚勇文章目录.docx
+++ b/files/YaoZHIhu/姚勇文章目录/姚勇文章目录.docx
@@ -29,7 +29,7 @@
           <w:color w:val="5F6368"/>
           <w:sz w:val="16"/>
         </w:rPr>
-        <w:t>登记 15 篇｜已生成 15 篇｜更新 2026-10-24 06:50 UTC｜口令：“收录姚勇文章”</w:t>
+        <w:t>登记 16 篇｜已生成 16 篇｜更新 2026-10-25 08:30 UTC｜口令：“收录姚勇文章”</w:t>
       </w:r>
     </w:p>
     <w:tbl>
@@ -1608,6 +1608,108 @@
           </w:p>
         </w:tc>
       </w:tr>
+      <w:tr>
+        <w:tc>
+          <w:tcPr>
+            <w:tcW w:type="dxa" w:w="792"/>
+            <w:vAlign w:val="center"/>
+            <w:shd w:fill="F6F8FA"/>
+          </w:tcPr>
+          <w:p>
+            <w:pPr>
+              <w:spacing w:before="0" w:after="0" w:line="240" w:lineRule="auto"/>
+              <w:jc w:val="center"/>
+            </w:pPr>
+            <w:r>
+              <w:rPr>
+                <w:rFonts w:ascii="宋体" w:hAnsi="宋体" w:eastAsia="宋体"/>
+                <w:b w:val="0"/>
+                <w:sz w:val="17"/>
+              </w:rPr>
+              <w:t>14</w:t>
+            </w:r>
+          </w:p>
+        </w:tc>
+        <w:tc>
+          <w:tcPr>
+            <w:tcW w:type="dxa" w:w="3960"/>
+            <w:vAlign w:val="center"/>
+            <w:shd w:fill="F6F8FA"/>
+          </w:tcPr>
+          <w:p>
+            <w:pPr>
+              <w:spacing w:before="0" w:after="0" w:line="240" w:lineRule="auto"/>
+              <w:jc w:val="left"/>
+            </w:pPr>
+            <w:r>
+              <w:rPr>
+                <w:rFonts w:ascii="宋体" w:hAnsi="宋体" w:eastAsia="宋体"/>
+                <w:b w:val="0"/>
+                <w:sz w:val="17"/>
+              </w:rPr>
+              <w:t>14[技术面]帖子爆火 服务于大众的煽动情绪能力，是一门技术活，功利者得.docx</w:t>
+            </w:r>
+          </w:p>
+        </w:tc>
+        <w:tc>
+          <w:tcPr>
+            <w:tcW w:type="dxa" w:w="2376"/>
+            <w:vAlign w:val="center"/>
+            <w:shd w:fill="F6F8FA"/>
+          </w:tcPr>
+          <w:p>
+            <w:pPr>
+              <w:spacing w:before="0" w:after="0" w:line="240" w:lineRule="auto"/>
+              <w:jc w:val="left"/>
+            </w:pPr>
+            <w:r>
+              <w:rPr>
+                <w:rFonts w:ascii="宋体" w:hAnsi="宋体" w:eastAsia="宋体"/>
+                <w:b w:val="0"/>
+                <w:sz w:val="17"/>
+              </w:rPr>
+              <w:t>发布：2026-07-26 15:19（截图，北京）</w:t>
+              <w:br/>
+              <w:t>编辑：未见（截图仅有发布于）</w:t>
+            </w:r>
+          </w:p>
+        </w:tc>
+        <w:tc>
+          <w:tcPr>
+            <w:tcW w:type="dxa" w:w="3528"/>
+            <w:vAlign w:val="center"/>
+            <w:shd w:fill="F6F8FA"/>
+          </w:tcPr>
+          <w:p>
+            <w:pPr>
+              <w:spacing w:before="0" w:after="0" w:line="240" w:lineRule="auto"/>
+              <w:jc w:val="left"/>
+            </w:pPr>
+            <w:r>
+              <w:rPr>
+                <w:rFonts w:ascii="宋体" w:hAnsi="宋体" w:eastAsia="宋体"/>
+                <w:b w:val="0"/>
+                <w:sz w:val="17"/>
+              </w:rPr>
+              <w:t>约1,463字｜0个标题｜31段｜已生成｜ai评论分指令｜DOCX在目录根｜截图去掉右边栏｜问题描述未见｜5条评论已贴图未转录｜2条回复未展开未编造</w:t>
+            </w:r>
+          </w:p>
+          <w:p>
+            <w:pPr>
+              <w:spacing w:before="0" w:after="0" w:line="240" w:lineRule="auto"/>
+            </w:pPr>
+            <w:r>
+              <w:rPr>
+                <w:rFonts w:ascii="宋体" w:hAnsi="宋体" w:eastAsia="宋体"/>
+                <w:b w:val="0"/>
+                <w:color w:val="2E74B5"/>
+                <w:sz w:val="15"/>
+              </w:rPr>
+              <w:t>原文：https://www.zhihu.com/question/2021526351014892676/answer/2064731652522357991</w:t>
+            </w:r>
+          </w:p>
+        </w:tc>
+      </w:tr>
     </w:tbl>
     <w:p/>
     <w:p>
